--- a/internal_doc/03.开发设计/Story-支持cs、cl改名 .docx
+++ b/internal_doc/03.开发设计/Story-支持cs、cl改名 .docx
@@ -136,56 +136,65 @@
           <w:numId w:val="7"/>
         </w:numPr>
         <w:rPr>
+          <w:rFonts w:hAnsi="宋体" w:cs="宋体"/>
+        </w:rPr>
+      </w:pPr>
+      <w:commentRangeStart w:id="0"/>
+      <w:r>
+        <w:rPr>
           <w:rFonts w:hAnsi="宋体" w:cs="宋体" w:hint="eastAsia"/>
         </w:rPr>
-      </w:pPr>
+        <w:t>增加</w:t>
+      </w:r>
       <w:r>
         <w:rPr>
           <w:rFonts w:hAnsi="宋体" w:cs="宋体" w:hint="eastAsia"/>
         </w:rPr>
-        <w:t>增加</w:t>
+        <w:t>cs重命名接口，格式为：db.rename(&lt;</w:t>
       </w:r>
       <w:r>
         <w:rPr>
           <w:rFonts w:hAnsi="宋体" w:cs="宋体" w:hint="eastAsia"/>
         </w:rPr>
-        <w:t>cs重命名接口，格式为：db.rename(&lt;</w:t>
+        <w:t>old_name&gt;,&lt;new_</w:t>
       </w:r>
       <w:r>
         <w:rPr>
           <w:rFonts w:hAnsi="宋体" w:cs="宋体" w:hint="eastAsia"/>
         </w:rPr>
-        <w:t>old_name&gt;,&lt;new_</w:t>
+        <w:t>name&gt;)</w:t>
       </w:r>
       <w:r>
         <w:rPr>
           <w:rFonts w:hAnsi="宋体" w:cs="宋体" w:hint="eastAsia"/>
         </w:rPr>
-        <w:t>name&gt;)</w:t>
+        <w:t>，对接接口</w:t>
+      </w:r>
+      <w:r>
+        <w:rPr>
+          <w:rFonts w:hAnsi="宋体" w:cs="宋体"/>
+        </w:rPr>
+        <w:t>sdb_</w:t>
       </w:r>
       <w:r>
         <w:rPr>
           <w:rFonts w:hAnsi="宋体" w:cs="宋体" w:hint="eastAsia"/>
         </w:rPr>
-        <w:t>，对接接口</w:t>
+        <w:t>rename</w:t>
       </w:r>
       <w:r>
         <w:rPr>
           <w:rFonts w:hAnsi="宋体" w:cs="宋体"/>
         </w:rPr>
-        <w:t>sdb_</w:t>
-      </w:r>
-      <w:r>
-        <w:rPr>
-          <w:rFonts w:hAnsi="宋体" w:cs="宋体" w:hint="eastAsia"/>
-        </w:rPr>
-        <w:t>rename</w:t>
-      </w:r>
-      <w:r>
-        <w:rPr>
-          <w:rFonts w:hAnsi="宋体" w:cs="宋体"/>
-        </w:rPr>
         <w:t>_cs</w:t>
+      </w:r>
+      <w:commentRangeEnd w:id="0"/>
+      <w:r>
+        <w:rPr>
+          <w:rStyle w:val="CommentReference"/>
+          <w:rFonts w:asciiTheme="minorHAnsi" w:eastAsiaTheme="minorEastAsia" w:hAnsiTheme="minorHAnsi" w:cstheme="minorBidi"/>
+        </w:rPr>
+        <w:commentReference w:id="0"/>
       </w:r>
     </w:p>
     <w:p>
@@ -238,31 +247,31 @@
           <w:numId w:val="7"/>
         </w:numPr>
         <w:rPr>
+          <w:rFonts w:hAnsi="宋体" w:cs="宋体"/>
+        </w:rPr>
+      </w:pPr>
+      <w:r>
+        <w:rPr>
           <w:rFonts w:hAnsi="宋体" w:cs="宋体" w:hint="eastAsia"/>
         </w:rPr>
-      </w:pPr>
+        <w:t xml:space="preserve">增加 </w:t>
+      </w:r>
       <w:r>
         <w:rPr>
           <w:rFonts w:hAnsi="宋体" w:cs="宋体" w:hint="eastAsia"/>
         </w:rPr>
-        <w:t xml:space="preserve">增加 </w:t>
+        <w:t>sdb.</w:t>
       </w:r>
       <w:r>
         <w:rPr>
           <w:rFonts w:hAnsi="宋体" w:cs="宋体" w:hint="eastAsia"/>
         </w:rPr>
-        <w:t>sdb.</w:t>
+        <w:t>help信息</w:t>
       </w:r>
       <w:r>
         <w:rPr>
           <w:rFonts w:hAnsi="宋体" w:cs="宋体" w:hint="eastAsia"/>
         </w:rPr>
-        <w:t>help信息</w:t>
-      </w:r>
-      <w:r>
-        <w:rPr>
-          <w:rFonts w:hAnsi="宋体" w:cs="宋体" w:hint="eastAsia"/>
-        </w:rPr>
         <w:t>以及sdb.cs.help信息</w:t>
       </w:r>
     </w:p>
@@ -270,7 +279,7 @@
       <w:pPr>
         <w:pStyle w:val="PlainText"/>
         <w:rPr>
-          <w:rFonts w:hAnsi="宋体" w:cs="宋体" w:hint="eastAsia"/>
+          <w:rFonts w:hAnsi="宋体" w:cs="宋体"/>
         </w:rPr>
       </w:pPr>
     </w:p>
@@ -286,6 +295,7 @@
         <w:rPr>
           <w:rFonts w:hint="eastAsia"/>
         </w:rPr>
+        <w:lastRenderedPageBreak/>
         <w:t>client</w:t>
       </w:r>
       <w:r>
@@ -314,62 +324,17 @@
           <w:ilvl w:val="0"/>
           <w:numId w:val="10"/>
         </w:numPr>
-        <w:rPr>
-          <w:rFonts w:hint="eastAsia"/>
-        </w:rPr>
-      </w:pPr>
-      <w:r>
-        <w:rPr>
-          <w:rFonts w:hint="eastAsia"/>
-        </w:rPr>
-        <w:t>重命名</w:t>
-      </w:r>
-      <w:r>
-        <w:rPr>
-          <w:rFonts w:hint="eastAsia"/>
-        </w:rPr>
-        <w:t>CS</w:t>
-      </w:r>
-    </w:p>
-    <w:p>
-      <w:pPr>
-        <w:pStyle w:val="ListParagraph"/>
-        <w:numPr>
-          <w:ilvl w:val="0"/>
-          <w:numId w:val="11"/>
-        </w:numPr>
-        <w:ind w:firstLineChars="0"/>
-        <w:rPr>
-          <w:rFonts w:hint="eastAsia"/>
-        </w:rPr>
-      </w:pPr>
-      <w:r>
-        <w:rPr>
-          <w:rFonts w:hint="eastAsia"/>
-        </w:rPr>
-        <w:t>重命名</w:t>
-      </w:r>
-      <w:r>
-        <w:rPr>
-          <w:rFonts w:hint="eastAsia"/>
-        </w:rPr>
-        <w:t>cs</w:t>
-      </w:r>
-      <w:r>
-        <w:rPr>
-          <w:rFonts w:hint="eastAsia"/>
-        </w:rPr>
-        <w:t>的流程。</w:t>
-      </w:r>
-    </w:p>
-    <w:p>
-      <w:pPr>
-        <w:rPr>
-          <w:rFonts w:hint="eastAsia"/>
-        </w:rPr>
-      </w:pPr>
-      <w:r>
-        <w:object w:dxaOrig="9450" w:dyaOrig="11282">
+      </w:pPr>
+      <w:r>
+        <w:rPr>
+          <w:rFonts w:hint="eastAsia"/>
+        </w:rPr>
+        <w:t>二段式提交整体流程图</w:t>
+      </w:r>
+    </w:p>
+    <w:p>
+      <w:r>
+        <w:object w:dxaOrig="11100" w:dyaOrig="14701">
           <v:shapetype id="_x0000_t75" coordsize="21600,21600" o:spt="75" o:preferrelative="t" path="m@4@5l@4@11@9@11@9@5xe" filled="f" stroked="f">
             <v:stroke joinstyle="miter"/>
             <v:formulas>
@@ -389,19 +354,74 @@
             <v:path o:extrusionok="f" gradientshapeok="t" o:connecttype="rect"/>
             <o:lock v:ext="edit" aspectratio="t"/>
           </v:shapetype>
-          <v:shape id="_x0000_i1025" type="#_x0000_t75" style="width:419.35pt;height:501.1pt" o:ole="">
-            <v:imagedata r:id="rId6" o:title=""/>
+          <v:shape id="_x0000_i1025" type="#_x0000_t75" style="width:419.75pt;height:555.6pt" o:ole="">
+            <v:imagedata r:id="rId7" o:title=""/>
           </v:shape>
-          <o:OLEObject Type="Embed" ProgID="Visio.Drawing.11" ShapeID="_x0000_i1025" DrawAspect="Content" ObjectID="_1579503894" r:id="rId7"/>
+          <o:OLEObject Type="Embed" ProgID="Visio.Drawing.11" ShapeID="_x0000_i1025" DrawAspect="Content" ObjectID="_1579873144" r:id="rId8"/>
         </w:object>
       </w:r>
     </w:p>
-    <w:p>
-      <w:pPr>
-        <w:rPr>
-          <w:rFonts w:hint="eastAsia"/>
-        </w:rPr>
-      </w:pPr>
+    <w:p/>
+    <w:p>
+      <w:pPr>
+        <w:pStyle w:val="Heading2"/>
+        <w:numPr>
+          <w:ilvl w:val="0"/>
+          <w:numId w:val="10"/>
+        </w:numPr>
+      </w:pPr>
+      <w:r>
+        <w:rPr>
+          <w:rFonts w:hint="eastAsia"/>
+        </w:rPr>
+        <w:lastRenderedPageBreak/>
+        <w:t>重命名</w:t>
+      </w:r>
+      <w:r>
+        <w:rPr>
+          <w:rFonts w:hint="eastAsia"/>
+        </w:rPr>
+        <w:t>CS</w:t>
+      </w:r>
+    </w:p>
+    <w:p>
+      <w:pPr>
+        <w:pStyle w:val="Heading3"/>
+        <w:numPr>
+          <w:ilvl w:val="0"/>
+          <w:numId w:val="17"/>
+        </w:numPr>
+      </w:pPr>
+      <w:r>
+        <w:rPr>
+          <w:rFonts w:hint="eastAsia"/>
+        </w:rPr>
+        <w:t>重命名</w:t>
+      </w:r>
+      <w:r>
+        <w:rPr>
+          <w:rFonts w:hint="eastAsia"/>
+        </w:rPr>
+        <w:t>cs</w:t>
+      </w:r>
+      <w:r>
+        <w:rPr>
+          <w:rFonts w:hint="eastAsia"/>
+        </w:rPr>
+        <w:t>的流程</w:t>
+      </w:r>
+    </w:p>
+    <w:p>
+      <w:r>
+        <w:object w:dxaOrig="9450" w:dyaOrig="11282">
+          <v:shape id="_x0000_i1026" type="#_x0000_t75" style="width:419.75pt;height:500.6pt" o:ole="">
+            <v:imagedata r:id="rId9" o:title=""/>
+          </v:shape>
+          <o:OLEObject Type="Embed" ProgID="Visio.Drawing.11" ShapeID="_x0000_i1026" DrawAspect="Content" ObjectID="_1579873145" r:id="rId10"/>
+        </w:object>
+      </w:r>
+    </w:p>
+    <w:p>
       <w:r>
         <w:rPr>
           <w:rFonts w:hint="eastAsia"/>
@@ -450,9 +470,6 @@
           <w:numId w:val="12"/>
         </w:numPr>
         <w:ind w:firstLineChars="0"/>
-        <w:rPr>
-          <w:rFonts w:hint="eastAsia"/>
-        </w:rPr>
       </w:pPr>
       <w:r>
         <w:rPr>
@@ -534,13 +551,13 @@
         <w:rPr>
           <w:rFonts w:hint="eastAsia"/>
         </w:rPr>
-        <w:t>prepare</w:t>
-      </w:r>
-      <w:r>
-        <w:rPr>
-          <w:rFonts w:hint="eastAsia"/>
-        </w:rPr>
-        <w:t>阶段：修改</w:t>
+        <w:t>doOnCataGroup:</w:t>
+      </w:r>
+      <w:r>
+        <w:rPr>
+          <w:rFonts w:hint="eastAsia"/>
+        </w:rPr>
+        <w:t>上</w:t>
       </w:r>
       <w:r>
         <w:rPr>
@@ -552,49 +569,25 @@
         <w:rPr>
           <w:rFonts w:hint="eastAsia"/>
         </w:rPr>
-        <w:t>名涉及到文件的</w:t>
-      </w:r>
-      <w:r>
-        <w:rPr>
-          <w:rFonts w:hint="eastAsia"/>
-        </w:rPr>
-        <w:t>mv,</w:t>
-      </w:r>
-      <w:r>
-        <w:rPr>
-          <w:rFonts w:hint="eastAsia"/>
-        </w:rPr>
-        <w:t>所以会和</w:t>
-      </w:r>
-      <w:r>
-        <w:rPr>
-          <w:rFonts w:hint="eastAsia"/>
-        </w:rPr>
-        <w:t>createCS</w:t>
-      </w:r>
-      <w:r>
-        <w:rPr>
-          <w:rFonts w:hint="eastAsia"/>
-        </w:rPr>
-        <w:t>，</w:t>
-      </w:r>
-      <w:r>
-        <w:rPr>
-          <w:rFonts w:hint="eastAsia"/>
-        </w:rPr>
-        <w:t>dropCS</w:t>
-      </w:r>
-      <w:r>
-        <w:rPr>
-          <w:rFonts w:hint="eastAsia"/>
-        </w:rPr>
-        <w:t>等起冲突，</w:t>
-      </w:r>
-      <w:r>
-        <w:rPr>
-          <w:rFonts w:hint="eastAsia"/>
-        </w:rPr>
-        <w:t>所以在准备阶段需要对当前</w:t>
+        <w:t>的锁，之后</w:t>
+      </w:r>
+      <w:r>
+        <w:rPr>
+          <w:rFonts w:hint="eastAsia"/>
+        </w:rPr>
+        <w:t>修改</w:t>
+      </w:r>
+      <w:r>
+        <w:rPr>
+          <w:rFonts w:hint="eastAsia"/>
+        </w:rPr>
+        <w:t>catalog</w:t>
+      </w:r>
+      <w:r>
+        <w:rPr>
+          <w:rFonts w:hint="eastAsia"/>
+        </w:rPr>
+        <w:t>上的</w:t>
       </w:r>
       <w:r>
         <w:rPr>
@@ -606,7 +599,7 @@
         <w:rPr>
           <w:rFonts w:hint="eastAsia"/>
         </w:rPr>
-        <w:t>进行上锁，同时对</w:t>
+        <w:t>名。如果失败进行回滚。如果回滚失败，则报错返回。用户根据错误提示，处理好之后，再重做</w:t>
       </w:r>
       <w:r>
         <w:rPr>
@@ -618,103 +611,190 @@
         <w:rPr>
           <w:rFonts w:hint="eastAsia"/>
         </w:rPr>
-        <w:t>对应的</w:t>
-      </w:r>
-      <w:r>
-        <w:rPr>
-          <w:rFonts w:hint="eastAsia"/>
-        </w:rPr>
-        <w:t>createCS</w:t>
-      </w:r>
-      <w:r>
-        <w:rPr>
-          <w:rFonts w:hint="eastAsia"/>
-        </w:rPr>
-        <w:t>上大锁，避免创建</w:t>
-      </w:r>
-      <w:r>
-        <w:rPr>
-          <w:rFonts w:hint="eastAsia"/>
-        </w:rPr>
-        <w:t>rename</w:t>
-      </w:r>
-      <w:r>
-        <w:rPr>
-          <w:rFonts w:hint="eastAsia"/>
-        </w:rPr>
-        <w:t>同名的</w:t>
-      </w:r>
-      <w:r>
-        <w:rPr>
-          <w:rFonts w:hint="eastAsia"/>
-        </w:rPr>
-        <w:t>cs,</w:t>
-      </w:r>
-      <w:r>
-        <w:rPr>
-          <w:rFonts w:hint="eastAsia"/>
-        </w:rPr>
-        <w:t>造成文件</w:t>
-      </w:r>
-      <w:r>
-        <w:rPr>
-          <w:rFonts w:hint="eastAsia"/>
-        </w:rPr>
-        <w:t>rename</w:t>
-      </w:r>
-      <w:r>
-        <w:rPr>
-          <w:rFonts w:hint="eastAsia"/>
-        </w:rPr>
-        <w:t>失败。</w:t>
-      </w:r>
-      <w:r>
-        <w:rPr>
-          <w:rFonts w:hint="eastAsia"/>
-        </w:rPr>
-        <w:t>（</w:t>
+        <w:t>实现</w:t>
+      </w:r>
+      <w:r>
+        <w:rPr>
+          <w:rFonts w:hint="eastAsia"/>
+        </w:rPr>
+        <w:t>cs</w:t>
+      </w:r>
+      <w:r>
+        <w:rPr>
+          <w:rFonts w:hint="eastAsia"/>
+        </w:rPr>
+        <w:t>改名。</w:t>
+      </w:r>
+      <w:r>
+        <w:rPr>
+          <w:rFonts w:hint="eastAsia"/>
+        </w:rPr>
+        <w:t>在</w:t>
+      </w:r>
+      <w:r>
+        <w:rPr>
+          <w:rFonts w:hint="eastAsia"/>
+        </w:rPr>
+        <w:t>catalog</w:t>
+      </w:r>
+      <w:r>
+        <w:rPr>
+          <w:rFonts w:hint="eastAsia"/>
+        </w:rPr>
+        <w:t>上，需要更新表</w:t>
       </w:r>
       <w:r>
         <w:rPr>
           <w:rFonts w:hint="eastAsia"/>
           <w:color w:val="FF0000"/>
         </w:rPr>
-        <w:t>正常情况下，业务做</w:t>
-      </w:r>
-      <w:r>
-        <w:rPr>
-          <w:rFonts w:hint="eastAsia"/>
-          <w:color w:val="FF0000"/>
-        </w:rPr>
-        <w:t>rename</w:t>
-      </w:r>
-      <w:r>
-        <w:rPr>
-          <w:rFonts w:hint="eastAsia"/>
-          <w:color w:val="FF0000"/>
-        </w:rPr>
-        <w:t>会避免对</w:t>
-      </w:r>
-      <w:r>
-        <w:rPr>
-          <w:rFonts w:hint="eastAsia"/>
-          <w:color w:val="FF0000"/>
+        <w:t>SDB_COLLECTION_SPACE_COLLECTION</w:t>
+      </w:r>
+      <w:r>
+        <w:rPr>
+          <w:rFonts w:hint="eastAsia"/>
+        </w:rPr>
+        <w:t>。</w:t>
+      </w:r>
+    </w:p>
+    <w:p>
+      <w:pPr>
+        <w:pStyle w:val="ListParagraph"/>
+        <w:ind w:left="284" w:firstLineChars="0" w:firstLine="0"/>
+        <w:rPr>
+          <w:rFonts w:hint="eastAsia"/>
+        </w:rPr>
+      </w:pPr>
+      <w:r>
+        <w:rPr>
+          <w:rFonts w:hint="eastAsia"/>
+        </w:rPr>
+        <w:lastRenderedPageBreak/>
+        <w:t>因为操作会和其他</w:t>
+      </w:r>
+      <w:r>
+        <w:rPr>
+          <w:rFonts w:hint="eastAsia"/>
+        </w:rPr>
+        <w:t>ddl</w:t>
+      </w:r>
+      <w:r>
+        <w:rPr>
+          <w:rFonts w:hint="eastAsia"/>
+        </w:rPr>
+        <w:t>操作发生冲突，所以需要在</w:t>
+      </w:r>
+      <w:r>
+        <w:rPr>
+          <w:rFonts w:hint="eastAsia"/>
+        </w:rPr>
+        <w:t>catalog</w:t>
+      </w:r>
+      <w:r>
+        <w:rPr>
+          <w:rFonts w:hint="eastAsia"/>
+        </w:rPr>
+        <w:t>端上新旧</w:t>
+      </w:r>
+      <w:r>
+        <w:rPr>
+          <w:rFonts w:hint="eastAsia"/>
         </w:rPr>
         <w:t>cs</w:t>
       </w:r>
       <w:r>
         <w:rPr>
           <w:rFonts w:hint="eastAsia"/>
-          <w:color w:val="FF0000"/>
-        </w:rPr>
-        <w:t>进行其他操作，这一块可以省去锁操作</w:t>
-      </w:r>
-      <w:r>
-        <w:rPr>
-          <w:rFonts w:hint="eastAsia"/>
-        </w:rPr>
-        <w:t>）</w:t>
-      </w:r>
+        </w:rPr>
+        <w:t>名的锁，同时因为可能存在自主表，需要去锁</w:t>
+      </w:r>
+      <w:r>
+        <w:rPr>
+          <w:rFonts w:hint="eastAsia"/>
+        </w:rPr>
+        <w:t>link</w:t>
+      </w:r>
+      <w:r>
+        <w:rPr>
+          <w:rFonts w:hint="eastAsia"/>
+        </w:rPr>
+        <w:t>相关的</w:t>
+      </w:r>
+      <w:r>
+        <w:rPr>
+          <w:rFonts w:hint="eastAsia"/>
+        </w:rPr>
+        <w:t>cs</w:t>
+      </w:r>
+      <w:r>
+        <w:rPr>
+          <w:rFonts w:hint="eastAsia"/>
+        </w:rPr>
+        <w:t>名。</w:t>
+      </w:r>
+    </w:p>
+    <w:p>
+      <w:pPr>
+        <w:pStyle w:val="ListParagraph"/>
+        <w:ind w:left="284" w:firstLineChars="0" w:firstLine="0"/>
+        <w:rPr>
+          <w:rFonts w:hint="eastAsia"/>
+        </w:rPr>
+      </w:pPr>
+    </w:p>
+    <w:p>
+      <w:pPr>
+        <w:pStyle w:val="ListParagraph"/>
+        <w:ind w:left="284" w:firstLineChars="0" w:firstLine="0"/>
+      </w:pPr>
+      <w:r>
+        <w:rPr>
+          <w:rFonts w:hint="eastAsia"/>
+        </w:rPr>
+        <w:t>如果存在</w:t>
+      </w:r>
+      <w:r>
+        <w:rPr>
+          <w:rFonts w:hint="eastAsia"/>
+        </w:rPr>
+        <w:t xml:space="preserve">split </w:t>
+      </w:r>
+      <w:r>
+        <w:rPr>
+          <w:rFonts w:hint="eastAsia"/>
+        </w:rPr>
+        <w:t>任务在进行，先像</w:t>
+      </w:r>
+      <w:r>
+        <w:rPr>
+          <w:rFonts w:hint="eastAsia"/>
+        </w:rPr>
+        <w:t>dropCollectionSpace</w:t>
+      </w:r>
+      <w:r>
+        <w:rPr>
+          <w:rFonts w:hint="eastAsia"/>
+        </w:rPr>
+        <w:t>一样，中止</w:t>
+      </w:r>
+      <w:r>
+        <w:rPr>
+          <w:rFonts w:hint="eastAsia"/>
+        </w:rPr>
+        <w:t>split task</w:t>
+      </w:r>
+      <w:r>
+        <w:rPr>
+          <w:rFonts w:hint="eastAsia"/>
+        </w:rPr>
+        <w:t>之后再进行上锁。</w:t>
+      </w:r>
+    </w:p>
+    <w:p>
+      <w:pPr>
+        <w:pStyle w:val="ListParagraph"/>
+        <w:ind w:left="360" w:firstLineChars="0" w:firstLine="0"/>
+      </w:pPr>
     </w:p>
     <w:p>
       <w:pPr>
@@ -732,61 +812,124 @@
         <w:rPr>
           <w:rFonts w:hint="eastAsia"/>
         </w:rPr>
-        <w:t>doOnCataGroup:</w:t>
-      </w:r>
-      <w:r>
-        <w:rPr>
-          <w:rFonts w:hint="eastAsia"/>
-        </w:rPr>
-        <w:t>即修改</w:t>
-      </w:r>
-      <w:r>
-        <w:rPr>
-          <w:rFonts w:hint="eastAsia"/>
-        </w:rPr>
-        <w:t>catalog</w:t>
-      </w:r>
-      <w:r>
-        <w:rPr>
-          <w:rFonts w:hint="eastAsia"/>
-        </w:rPr>
-        <w:t>上的</w:t>
-      </w:r>
-      <w:r>
-        <w:rPr>
-          <w:rFonts w:hint="eastAsia"/>
-        </w:rPr>
-        <w:t>cs</w:t>
-      </w:r>
-      <w:r>
-        <w:rPr>
-          <w:rFonts w:hint="eastAsia"/>
-        </w:rPr>
-        <w:t>名。如果失败进行回滚。如果回滚失败，则报错返回。用户根据错误提示，处理好之后，再重做</w:t>
-      </w:r>
-      <w:r>
-        <w:rPr>
-          <w:rFonts w:hint="eastAsia"/>
-        </w:rPr>
-        <w:t>rename</w:t>
-      </w:r>
-      <w:r>
-        <w:rPr>
-          <w:rFonts w:hint="eastAsia"/>
-        </w:rPr>
-        <w:t>实现</w:t>
-      </w:r>
-      <w:r>
-        <w:rPr>
-          <w:rFonts w:hint="eastAsia"/>
-        </w:rPr>
-        <w:t>cs</w:t>
-      </w:r>
-      <w:r>
-        <w:rPr>
-          <w:rFonts w:hint="eastAsia"/>
-        </w:rPr>
-        <w:t>改名。</w:t>
+        <w:t>doOnDataGroup</w:t>
+      </w:r>
+      <w:r>
+        <w:rPr>
+          <w:rFonts w:hint="eastAsia"/>
+        </w:rPr>
+        <w:t>：</w:t>
+      </w:r>
+      <w:r>
+        <w:rPr>
+          <w:rFonts w:hint="eastAsia"/>
+        </w:rPr>
+        <w:t>实施修改，即对接</w:t>
+      </w:r>
+      <w:r>
+        <w:rPr>
+          <w:rFonts w:hint="eastAsia"/>
+        </w:rPr>
+        <w:t>rtnRenameCollectionSpace</w:t>
+      </w:r>
+      <w:r>
+        <w:rPr>
+          <w:rFonts w:hint="eastAsia"/>
+        </w:rPr>
+        <w:t>接口，如果失败进行回滚</w:t>
+      </w:r>
+      <w:r>
+        <w:rPr>
+          <w:rFonts w:hint="eastAsia"/>
+        </w:rPr>
+        <w:t>。</w:t>
+      </w:r>
+      <w:r>
+        <w:rPr>
+          <w:rFonts w:hint="eastAsia"/>
+        </w:rPr>
+        <w:t>接着回滚</w:t>
+      </w:r>
+      <w:r>
+        <w:rPr>
+          <w:rFonts w:hint="eastAsia"/>
+        </w:rPr>
+        <w:t>2</w:t>
+      </w:r>
+      <w:r>
+        <w:rPr>
+          <w:rFonts w:hint="eastAsia"/>
+        </w:rPr>
+        <w:t>操作（即将表更新为以前的</w:t>
+      </w:r>
+      <w:r>
+        <w:rPr>
+          <w:rFonts w:hint="eastAsia"/>
+        </w:rPr>
+        <w:t>csName</w:t>
+      </w:r>
+      <w:r>
+        <w:rPr>
+          <w:rFonts w:hint="eastAsia"/>
+        </w:rPr>
+        <w:t>）</w:t>
+      </w:r>
+      <w:r>
+        <w:rPr>
+          <w:rFonts w:hint="eastAsia"/>
+        </w:rPr>
+        <w:t>.</w:t>
+      </w:r>
+    </w:p>
+    <w:p>
+      <w:pPr>
+        <w:rPr>
+          <w:rFonts w:hint="eastAsia"/>
+        </w:rPr>
+      </w:pPr>
+    </w:p>
+    <w:p>
+      <w:pPr>
+        <w:ind w:left="284"/>
+        <w:rPr>
+          <w:rFonts w:hint="eastAsia"/>
+        </w:rPr>
+      </w:pPr>
+      <w:r>
+        <w:rPr>
+          <w:rFonts w:hint="eastAsia"/>
+        </w:rPr>
+        <w:t>在处理时一定要先去掉</w:t>
+      </w:r>
+      <w:r>
+        <w:rPr>
+          <w:rFonts w:hint="eastAsia"/>
+        </w:rPr>
+        <w:t>cscb</w:t>
+      </w:r>
+      <w:r>
+        <w:rPr>
+          <w:rFonts w:hint="eastAsia"/>
+        </w:rPr>
+        <w:t>缓存，目的是让后续相关的</w:t>
+      </w:r>
+      <w:r>
+        <w:rPr>
+          <w:rFonts w:hint="eastAsia"/>
+        </w:rPr>
+        <w:t>update/insert</w:t>
+      </w:r>
+      <w:r>
+        <w:rPr>
+          <w:rFonts w:hint="eastAsia"/>
+        </w:rPr>
+        <w:t>失败不写入日志，相当于</w:t>
+      </w:r>
+      <w:r>
+        <w:rPr>
+          <w:rFonts w:hint="eastAsia"/>
+        </w:rPr>
+        <w:t xml:space="preserve">blockWrite. </w:t>
       </w:r>
       <w:r>
         <w:rPr>
@@ -798,36 +941,57 @@
         <w:rPr>
           <w:rFonts w:hint="eastAsia"/>
         </w:rPr>
-        <w:t>catalog</w:t>
-      </w:r>
-      <w:r>
-        <w:rPr>
-          <w:rFonts w:hint="eastAsia"/>
-        </w:rPr>
-        <w:t>上，需要更新表</w:t>
-      </w:r>
-      <w:r>
-        <w:rPr>
-          <w:rFonts w:hint="eastAsia"/>
-          <w:color w:val="FF0000"/>
-        </w:rPr>
-        <w:t>SDB_COLLECTION_SPACE_COLLECTION</w:t>
-      </w:r>
-      <w:r>
-        <w:rPr>
-          <w:rFonts w:hint="eastAsia"/>
-        </w:rPr>
-        <w:t>，</w:t>
-      </w:r>
-    </w:p>
-    <w:p>
-      <w:pPr>
-        <w:pStyle w:val="ListParagraph"/>
-        <w:ind w:left="360" w:firstLineChars="0" w:firstLine="0"/>
-        <w:rPr>
-          <w:rFonts w:hint="eastAsia"/>
-        </w:rPr>
-      </w:pPr>
+        <w:t>rename cs</w:t>
+      </w:r>
+      <w:r>
+        <w:rPr>
+          <w:rFonts w:hint="eastAsia"/>
+        </w:rPr>
+        <w:t>的日志同步之后，应当和</w:t>
+      </w:r>
+      <w:r>
+        <w:rPr>
+          <w:rFonts w:hint="eastAsia"/>
+        </w:rPr>
+        <w:t>insert,update</w:t>
+      </w:r>
+      <w:r>
+        <w:rPr>
+          <w:rFonts w:hint="eastAsia"/>
+        </w:rPr>
+        <w:t>日志一样顺序执行。</w:t>
+      </w:r>
+    </w:p>
+    <w:p>
+      <w:pPr>
+        <w:ind w:left="284"/>
+        <w:rPr>
+          <w:rFonts w:hint="eastAsia"/>
+        </w:rPr>
+      </w:pPr>
+    </w:p>
+    <w:p>
+      <w:pPr>
+        <w:ind w:left="284"/>
+      </w:pPr>
+      <w:r>
+        <w:rPr>
+          <w:rFonts w:hint="eastAsia"/>
+        </w:rPr>
+        <w:t>处理完了之后再增加</w:t>
+      </w:r>
+      <w:r>
+        <w:rPr>
+          <w:rFonts w:hint="eastAsia"/>
+        </w:rPr>
+        <w:t>cscb</w:t>
+      </w:r>
+      <w:r>
+        <w:rPr>
+          <w:rFonts w:hint="eastAsia"/>
+        </w:rPr>
+        <w:t>缓存。</w:t>
+      </w:r>
     </w:p>
     <w:p>
       <w:pPr>
@@ -837,82 +1001,18 @@
           <w:numId w:val="12"/>
         </w:numPr>
         <w:ind w:firstLineChars="0"/>
-        <w:rPr>
-          <w:rFonts w:hint="eastAsia"/>
-        </w:rPr>
-      </w:pPr>
-      <w:r>
-        <w:rPr>
-          <w:rFonts w:hint="eastAsia"/>
-        </w:rPr>
-        <w:lastRenderedPageBreak/>
-        <w:t>doOnDataGroup</w:t>
+      </w:pPr>
+      <w:r>
+        <w:rPr>
+          <w:rFonts w:hint="eastAsia"/>
+        </w:rPr>
+        <w:t>doOnCataGroupP2</w:t>
       </w:r>
       <w:r>
         <w:rPr>
           <w:rFonts w:hint="eastAsia"/>
         </w:rPr>
         <w:t>：</w:t>
-      </w:r>
-      <w:r>
-        <w:rPr>
-          <w:rFonts w:hint="eastAsia"/>
-        </w:rPr>
-        <w:t>实施修改，即对接</w:t>
-      </w:r>
-      <w:r>
-        <w:rPr>
-          <w:rFonts w:hint="eastAsia"/>
-        </w:rPr>
-        <w:t>rtnRenameCollectionSpace</w:t>
-      </w:r>
-      <w:r>
-        <w:rPr>
-          <w:rFonts w:hint="eastAsia"/>
-        </w:rPr>
-        <w:t>接口，如果失败进行回滚</w:t>
-      </w:r>
-      <w:r>
-        <w:rPr>
-          <w:rFonts w:hint="eastAsia"/>
-        </w:rPr>
-        <w:t>。</w:t>
-      </w:r>
-      <w:r>
-        <w:rPr>
-          <w:rFonts w:hint="eastAsia"/>
-        </w:rPr>
-        <w:t>接着回滚</w:t>
-      </w:r>
-      <w:r>
-        <w:rPr>
-          <w:rFonts w:hint="eastAsia"/>
-        </w:rPr>
-        <w:t>2</w:t>
-      </w:r>
-      <w:r>
-        <w:rPr>
-          <w:rFonts w:hint="eastAsia"/>
-        </w:rPr>
-        <w:t>操作（即将表更新为以前的</w:t>
-      </w:r>
-      <w:r>
-        <w:rPr>
-          <w:rFonts w:hint="eastAsia"/>
-        </w:rPr>
-        <w:t>csName</w:t>
-      </w:r>
-      <w:r>
-        <w:rPr>
-          <w:rFonts w:hint="eastAsia"/>
-        </w:rPr>
-        <w:t>）</w:t>
-      </w:r>
-      <w:r>
-        <w:rPr>
-          <w:rFonts w:hint="eastAsia"/>
-        </w:rPr>
-        <w:t>.</w:t>
       </w:r>
     </w:p>
     <w:p>
@@ -923,21 +1023,24 @@
           <w:numId w:val="12"/>
         </w:numPr>
         <w:ind w:firstLineChars="0"/>
-        <w:rPr>
-          <w:rFonts w:hint="eastAsia"/>
-        </w:rPr>
-      </w:pPr>
-      <w:r>
-        <w:rPr>
-          <w:rFonts w:hint="eastAsia"/>
-        </w:rPr>
-        <w:t>doOnCataGroupP2</w:t>
-      </w:r>
-      <w:r>
-        <w:rPr>
-          <w:rFonts w:hint="eastAsia"/>
-        </w:rPr>
-        <w:t>：不做任何操作，返回</w:t>
+      </w:pPr>
+      <w:r>
+        <w:rPr>
+          <w:rFonts w:hint="eastAsia"/>
+        </w:rPr>
+        <w:t>doOnDataGroupP2</w:t>
+      </w:r>
+      <w:r>
+        <w:rPr>
+          <w:rFonts w:hint="eastAsia"/>
+        </w:rPr>
+        <w:t>：</w:t>
+      </w:r>
+      <w:r>
+        <w:rPr>
+          <w:rFonts w:hint="eastAsia"/>
+        </w:rPr>
+        <w:t>不做任何操作，返回</w:t>
       </w:r>
       <w:r>
         <w:rPr>
@@ -960,39 +1063,419 @@
           <w:numId w:val="12"/>
         </w:numPr>
         <w:ind w:firstLineChars="0"/>
-        <w:rPr>
-          <w:rFonts w:hint="eastAsia"/>
-        </w:rPr>
-      </w:pPr>
-      <w:r>
-        <w:rPr>
-          <w:rFonts w:hint="eastAsia"/>
-        </w:rPr>
-        <w:t>doOnDataGroupP2</w:t>
-      </w:r>
-      <w:r>
-        <w:rPr>
-          <w:rFonts w:hint="eastAsia"/>
-        </w:rPr>
-        <w:t>：</w:t>
-      </w:r>
-      <w:r>
-        <w:rPr>
-          <w:rFonts w:hint="eastAsia"/>
-        </w:rPr>
-        <w:t>不做任何操作，返回</w:t>
-      </w:r>
-      <w:r>
-        <w:rPr>
-          <w:rFonts w:hint="eastAsia"/>
-        </w:rPr>
-        <w:t>SDB_OK</w:t>
-      </w:r>
-      <w:r>
-        <w:rPr>
-          <w:rFonts w:hint="eastAsia"/>
-        </w:rPr>
-        <w:t>即可</w:t>
+      </w:pPr>
+      <w:r>
+        <w:rPr>
+          <w:rFonts w:hint="eastAsia"/>
+        </w:rPr>
+        <w:t>doCommit</w:t>
+      </w:r>
+      <w:r>
+        <w:rPr>
+          <w:rFonts w:hint="eastAsia"/>
+        </w:rPr>
+        <w:t>：解</w:t>
+      </w:r>
+      <w:r>
+        <w:rPr>
+          <w:rFonts w:hint="eastAsia"/>
+        </w:rPr>
+        <w:t>catalog</w:t>
+      </w:r>
+      <w:r>
+        <w:rPr>
+          <w:rFonts w:hint="eastAsia"/>
+        </w:rPr>
+        <w:t>上的</w:t>
+      </w:r>
+      <w:r>
+        <w:rPr>
+          <w:rFonts w:hint="eastAsia"/>
+        </w:rPr>
+        <w:t>锁，</w:t>
+      </w:r>
+      <w:r>
+        <w:rPr>
+          <w:rFonts w:hint="eastAsia"/>
+        </w:rPr>
+        <w:t>收尾处理</w:t>
+      </w:r>
+      <w:r>
+        <w:rPr>
+          <w:rFonts w:hint="eastAsia"/>
+        </w:rPr>
+        <w:t>。</w:t>
+      </w:r>
+    </w:p>
+    <w:p>
+      <w:pPr>
+        <w:rPr>
+          <w:rFonts w:hint="eastAsia"/>
+        </w:rPr>
+      </w:pPr>
+    </w:p>
+    <w:p>
+      <w:pPr>
+        <w:pStyle w:val="Heading3"/>
+        <w:numPr>
+          <w:ilvl w:val="0"/>
+          <w:numId w:val="17"/>
+        </w:numPr>
+        <w:rPr>
+          <w:rFonts w:hint="eastAsia"/>
+        </w:rPr>
+      </w:pPr>
+      <w:r>
+        <w:rPr>
+          <w:rFonts w:hint="eastAsia"/>
+        </w:rPr>
+        <w:t>锁与并发</w:t>
+      </w:r>
+    </w:p>
+    <w:p>
+      <w:pPr>
+        <w:rPr>
+          <w:rFonts w:hint="eastAsia"/>
+          <w:b/>
+        </w:rPr>
+      </w:pPr>
+      <w:r>
+        <w:rPr>
+          <w:rFonts w:hint="eastAsia"/>
+          <w:b/>
+        </w:rPr>
+        <w:t>系统的并发模型</w:t>
+      </w:r>
+    </w:p>
+    <w:p/>
+    <w:p>
+      <w:pPr>
+        <w:rPr>
+          <w:rFonts w:hint="eastAsia"/>
+          <w:b/>
+        </w:rPr>
+      </w:pPr>
+      <w:r>
+        <w:rPr>
+          <w:rFonts w:hint="eastAsia"/>
+          <w:b/>
+        </w:rPr>
+        <w:t>catalog</w:t>
+      </w:r>
+      <w:r>
+        <w:rPr>
+          <w:rFonts w:hint="eastAsia"/>
+          <w:b/>
+        </w:rPr>
+        <w:t>节点上锁</w:t>
+      </w:r>
+    </w:p>
+    <w:p>
+      <w:pPr>
+        <w:rPr>
+          <w:rFonts w:hint="eastAsia"/>
+        </w:rPr>
+      </w:pPr>
+      <w:r>
+        <w:rPr>
+          <w:rFonts w:hint="eastAsia"/>
+        </w:rPr>
+        <w:t>rename cs</w:t>
+      </w:r>
+      <w:r>
+        <w:rPr>
+          <w:rFonts w:hint="eastAsia"/>
+        </w:rPr>
+        <w:t>时候，会与</w:t>
+      </w:r>
+      <w:r>
+        <w:rPr>
+          <w:rFonts w:hint="eastAsia"/>
+        </w:rPr>
+        <w:t>splitCS,dropCS</w:t>
+      </w:r>
+      <w:r>
+        <w:rPr>
+          <w:rFonts w:hint="eastAsia"/>
+        </w:rPr>
+        <w:t>冲突，</w:t>
+      </w:r>
+      <w:r>
+        <w:rPr>
+          <w:rFonts w:hint="eastAsia"/>
+        </w:rPr>
+        <w:t xml:space="preserve"> </w:t>
+      </w:r>
+      <w:r>
+        <w:rPr>
+          <w:rFonts w:hint="eastAsia"/>
+        </w:rPr>
+        <w:t>目前</w:t>
+      </w:r>
+      <w:r>
+        <w:rPr>
+          <w:rFonts w:hint="eastAsia"/>
+        </w:rPr>
+        <w:t xml:space="preserve">dropCS </w:t>
+      </w:r>
+      <w:r>
+        <w:rPr>
+          <w:rFonts w:hint="eastAsia"/>
+        </w:rPr>
+        <w:t>都是通过在</w:t>
+      </w:r>
+      <w:r>
+        <w:rPr>
+          <w:rFonts w:hint="eastAsia"/>
+        </w:rPr>
+        <w:t>catalog</w:t>
+      </w:r>
+      <w:r>
+        <w:rPr>
+          <w:rFonts w:hint="eastAsia"/>
+        </w:rPr>
+        <w:t>节点上分布式锁来解决并发的问题，所以</w:t>
+      </w:r>
+      <w:r>
+        <w:rPr>
+          <w:rFonts w:hint="eastAsia"/>
+        </w:rPr>
+        <w:t>rename cs</w:t>
+      </w:r>
+      <w:r>
+        <w:rPr>
+          <w:rFonts w:hint="eastAsia"/>
+        </w:rPr>
+        <w:t>的时候，也采用分布式锁，即在</w:t>
+      </w:r>
+      <w:r>
+        <w:rPr>
+          <w:rFonts w:hint="eastAsia"/>
+        </w:rPr>
+        <w:t>catalog</w:t>
+      </w:r>
+      <w:r>
+        <w:rPr>
+          <w:rFonts w:hint="eastAsia"/>
+        </w:rPr>
+        <w:t>上同时锁定新旧</w:t>
+      </w:r>
+      <w:r>
+        <w:rPr>
+          <w:rFonts w:hint="eastAsia"/>
+        </w:rPr>
+        <w:t>cs</w:t>
+      </w:r>
+      <w:r>
+        <w:rPr>
+          <w:rFonts w:hint="eastAsia"/>
+        </w:rPr>
+        <w:t>的名字。</w:t>
+      </w:r>
+    </w:p>
+    <w:p>
+      <w:pPr>
+        <w:rPr>
+          <w:rFonts w:hint="eastAsia"/>
+        </w:rPr>
+      </w:pPr>
+    </w:p>
+    <w:p>
+      <w:pPr>
+        <w:rPr>
+          <w:rFonts w:hint="eastAsia"/>
+          <w:b/>
+        </w:rPr>
+      </w:pPr>
+      <w:r>
+        <w:rPr>
+          <w:rFonts w:hint="eastAsia"/>
+          <w:b/>
+        </w:rPr>
+        <w:t xml:space="preserve">data </w:t>
+      </w:r>
+      <w:r>
+        <w:rPr>
+          <w:rFonts w:hint="eastAsia"/>
+          <w:b/>
+        </w:rPr>
+        <w:t>节点上锁</w:t>
+      </w:r>
+    </w:p>
+    <w:p>
+      <w:pPr>
+        <w:rPr>
+          <w:rFonts w:hint="eastAsia"/>
+        </w:rPr>
+      </w:pPr>
+      <w:r>
+        <w:rPr>
+          <w:rFonts w:hint="eastAsia"/>
+        </w:rPr>
+        <w:t>对</w:t>
+      </w:r>
+      <w:r>
+        <w:rPr>
+          <w:rFonts w:hint="eastAsia"/>
+        </w:rPr>
+        <w:t>cs</w:t>
+      </w:r>
+      <w:r>
+        <w:rPr>
+          <w:rFonts w:hint="eastAsia"/>
+        </w:rPr>
+        <w:t>的操作，都开在</w:t>
+      </w:r>
+      <w:r>
+        <w:rPr>
+          <w:rFonts w:hint="eastAsia"/>
+        </w:rPr>
+        <w:t>catalog</w:t>
+      </w:r>
+      <w:r>
+        <w:rPr>
+          <w:rFonts w:hint="eastAsia"/>
+        </w:rPr>
+        <w:t>分布式锁上，所以</w:t>
+      </w:r>
+      <w:r>
+        <w:rPr>
+          <w:rFonts w:hint="eastAsia"/>
+        </w:rPr>
+        <w:t>data</w:t>
+      </w:r>
+      <w:r>
+        <w:rPr>
+          <w:rFonts w:hint="eastAsia"/>
+        </w:rPr>
+        <w:t>没有必要再上</w:t>
+      </w:r>
+      <w:r>
+        <w:rPr>
+          <w:rFonts w:hint="eastAsia"/>
+        </w:rPr>
+        <w:t>cs</w:t>
+      </w:r>
+      <w:r>
+        <w:rPr>
+          <w:rFonts w:hint="eastAsia"/>
+        </w:rPr>
+        <w:t>锁，</w:t>
+      </w:r>
+    </w:p>
+    <w:p>
+      <w:pPr>
+        <w:rPr>
+          <w:rFonts w:hint="eastAsia"/>
+        </w:rPr>
+      </w:pPr>
+    </w:p>
+    <w:p>
+      <w:pPr>
+        <w:rPr>
+          <w:rFonts w:hint="eastAsia"/>
+          <w:b/>
+        </w:rPr>
+      </w:pPr>
+      <w:r>
+        <w:rPr>
+          <w:rFonts w:hint="eastAsia"/>
+          <w:b/>
+        </w:rPr>
+        <w:t>遗留问题</w:t>
+      </w:r>
+    </w:p>
+    <w:p>
+      <w:pPr>
+        <w:rPr>
+          <w:rFonts w:hint="eastAsia"/>
+        </w:rPr>
+      </w:pPr>
+      <w:r>
+        <w:rPr>
+          <w:rFonts w:hint="eastAsia"/>
+        </w:rPr>
+        <w:t>目前</w:t>
+      </w:r>
+      <w:r>
+        <w:rPr>
+          <w:rFonts w:hint="eastAsia"/>
+        </w:rPr>
+        <w:t xml:space="preserve"> dropCS</w:t>
+      </w:r>
+      <w:r>
+        <w:rPr>
+          <w:rFonts w:hint="eastAsia"/>
+        </w:rPr>
+        <w:t>等采用的分布式锁如果出现</w:t>
+      </w:r>
+      <w:r>
+        <w:rPr>
+          <w:rFonts w:hint="eastAsia"/>
+        </w:rPr>
+        <w:t>catalog</w:t>
+      </w:r>
+      <w:r>
+        <w:rPr>
+          <w:rFonts w:hint="eastAsia"/>
+        </w:rPr>
+        <w:t>宕机，会出现锁失效的情况，这样</w:t>
+      </w:r>
+      <w:r>
+        <w:rPr>
+          <w:rFonts w:hint="eastAsia"/>
+        </w:rPr>
+        <w:t>data</w:t>
+      </w:r>
+      <w:r>
+        <w:rPr>
+          <w:rFonts w:hint="eastAsia"/>
+        </w:rPr>
+        <w:t>节点就有可能出现数据不一致。</w:t>
+      </w:r>
+    </w:p>
+    <w:p>
+      <w:pPr>
+        <w:rPr>
+          <w:rFonts w:hint="eastAsia"/>
+        </w:rPr>
+      </w:pPr>
+    </w:p>
+    <w:p>
+      <w:pPr>
+        <w:rPr>
+          <w:rFonts w:hint="eastAsia"/>
+        </w:rPr>
+      </w:pPr>
+      <w:r>
+        <w:rPr>
+          <w:rFonts w:hint="eastAsia"/>
+        </w:rPr>
+        <w:t>如果在</w:t>
+      </w:r>
+      <w:r>
+        <w:rPr>
+          <w:rFonts w:hint="eastAsia"/>
+        </w:rPr>
+        <w:t>data</w:t>
+      </w:r>
+      <w:r>
+        <w:rPr>
+          <w:rFonts w:hint="eastAsia"/>
+        </w:rPr>
+        <w:t>端，在上</w:t>
+      </w:r>
+      <w:r>
+        <w:rPr>
+          <w:rFonts w:hint="eastAsia"/>
+        </w:rPr>
+        <w:t>cs</w:t>
+      </w:r>
+      <w:r>
+        <w:rPr>
+          <w:rFonts w:hint="eastAsia"/>
+        </w:rPr>
+        <w:t>级别的锁，采用双重锁的机制，可以保证数据的顺序执行，但是出现回滚之后，不能保证数据的一致性。举个例子：</w:t>
       </w:r>
     </w:p>
     <w:p>
@@ -1000,7 +1483,7 @@
         <w:pStyle w:val="ListParagraph"/>
         <w:numPr>
           <w:ilvl w:val="0"/>
-          <w:numId w:val="12"/>
+          <w:numId w:val="15"/>
         </w:numPr>
         <w:ind w:firstLineChars="0"/>
         <w:rPr>
@@ -1011,21 +1494,981 @@
         <w:rPr>
           <w:rFonts w:hint="eastAsia"/>
         </w:rPr>
-        <w:t>doCommit</w:t>
-      </w:r>
-      <w:r>
-        <w:rPr>
-          <w:rFonts w:hint="eastAsia"/>
-        </w:rPr>
-        <w:t>实现收尾处理</w:t>
-      </w:r>
-    </w:p>
-    <w:p>
-      <w:pPr>
-        <w:rPr>
-          <w:rFonts w:hint="eastAsia"/>
-        </w:rPr>
-      </w:pPr>
+        <w:t>coordA</w:t>
+      </w:r>
+      <w:r>
+        <w:rPr>
+          <w:rFonts w:hint="eastAsia"/>
+        </w:rPr>
+        <w:t>进行消息</w:t>
+      </w:r>
+      <w:r>
+        <w:rPr>
+          <w:rFonts w:hint="eastAsia"/>
+        </w:rPr>
+        <w:t>1</w:t>
+      </w:r>
+      <w:r>
+        <w:rPr>
+          <w:rFonts w:hint="eastAsia"/>
+        </w:rPr>
+        <w:t>（</w:t>
+      </w:r>
+      <w:r>
+        <w:rPr>
+          <w:rFonts w:hint="eastAsia"/>
+        </w:rPr>
+        <w:t xml:space="preserve"> rename B-&gt;A</w:t>
+      </w:r>
+      <w:r>
+        <w:rPr>
+          <w:rFonts w:hint="eastAsia"/>
+        </w:rPr>
+        <w:t>）</w:t>
+      </w:r>
+      <w:r>
+        <w:rPr>
+          <w:rFonts w:hint="eastAsia"/>
+        </w:rPr>
+        <w:t xml:space="preserve">; </w:t>
+      </w:r>
+      <w:r>
+        <w:rPr>
+          <w:rFonts w:hint="eastAsia"/>
+        </w:rPr>
+        <w:t>这时候在</w:t>
+      </w:r>
+      <w:r>
+        <w:rPr>
+          <w:rFonts w:hint="eastAsia"/>
+        </w:rPr>
+        <w:t>catalog</w:t>
+      </w:r>
+      <w:r>
+        <w:rPr>
+          <w:rFonts w:hint="eastAsia"/>
+        </w:rPr>
+        <w:t>端锁定了</w:t>
+      </w:r>
+      <w:r>
+        <w:rPr>
+          <w:rFonts w:hint="eastAsia"/>
+        </w:rPr>
+        <w:t>B</w:t>
+      </w:r>
+      <w:r>
+        <w:rPr>
+          <w:rFonts w:hint="eastAsia"/>
+        </w:rPr>
+        <w:t>和</w:t>
+      </w:r>
+      <w:r>
+        <w:rPr>
+          <w:rFonts w:hint="eastAsia"/>
+        </w:rPr>
+        <w:t>A.</w:t>
+      </w:r>
+    </w:p>
+    <w:p>
+      <w:pPr>
+        <w:pStyle w:val="ListParagraph"/>
+        <w:numPr>
+          <w:ilvl w:val="0"/>
+          <w:numId w:val="15"/>
+        </w:numPr>
+        <w:ind w:firstLineChars="0"/>
+        <w:rPr>
+          <w:rFonts w:hint="eastAsia"/>
+        </w:rPr>
+      </w:pPr>
+      <w:r>
+        <w:rPr>
+          <w:rFonts w:hint="eastAsia"/>
+        </w:rPr>
+        <w:t>coordB</w:t>
+      </w:r>
+      <w:r>
+        <w:rPr>
+          <w:rFonts w:hint="eastAsia"/>
+        </w:rPr>
+        <w:t>进行消息</w:t>
+      </w:r>
+      <w:r>
+        <w:rPr>
+          <w:rFonts w:hint="eastAsia"/>
+        </w:rPr>
+        <w:t xml:space="preserve">2 </w:t>
+      </w:r>
+      <w:r>
+        <w:rPr>
+          <w:rFonts w:hint="eastAsia"/>
+        </w:rPr>
+        <w:t>（</w:t>
+      </w:r>
+      <w:r>
+        <w:rPr>
+          <w:rFonts w:hint="eastAsia"/>
+        </w:rPr>
+        <w:t xml:space="preserve"> drop A</w:t>
+      </w:r>
+      <w:r>
+        <w:rPr>
+          <w:rFonts w:hint="eastAsia"/>
+        </w:rPr>
+        <w:t>）；这时候因为</w:t>
+      </w:r>
+      <w:r>
+        <w:rPr>
+          <w:rFonts w:hint="eastAsia"/>
+        </w:rPr>
+        <w:t xml:space="preserve">catlog </w:t>
+      </w:r>
+      <w:r>
+        <w:rPr>
+          <w:rFonts w:hint="eastAsia"/>
+        </w:rPr>
+        <w:t>锁定了</w:t>
+      </w:r>
+      <w:r>
+        <w:rPr>
+          <w:rFonts w:hint="eastAsia"/>
+        </w:rPr>
+        <w:t xml:space="preserve"> B</w:t>
+      </w:r>
+      <w:r>
+        <w:rPr>
+          <w:rFonts w:hint="eastAsia"/>
+        </w:rPr>
+        <w:t>和</w:t>
+      </w:r>
+      <w:r>
+        <w:rPr>
+          <w:rFonts w:hint="eastAsia"/>
+        </w:rPr>
+        <w:t xml:space="preserve">A, </w:t>
+      </w:r>
+      <w:r>
+        <w:rPr>
+          <w:rFonts w:hint="eastAsia"/>
+        </w:rPr>
+        <w:t>卡在</w:t>
+      </w:r>
+      <w:r>
+        <w:rPr>
+          <w:rFonts w:hint="eastAsia"/>
+        </w:rPr>
+        <w:t>catalog</w:t>
+      </w:r>
+      <w:r>
+        <w:rPr>
+          <w:rFonts w:hint="eastAsia"/>
+        </w:rPr>
+        <w:t>上。</w:t>
+      </w:r>
+    </w:p>
+    <w:p>
+      <w:pPr>
+        <w:pStyle w:val="ListParagraph"/>
+        <w:numPr>
+          <w:ilvl w:val="0"/>
+          <w:numId w:val="15"/>
+        </w:numPr>
+        <w:ind w:firstLineChars="0"/>
+        <w:rPr>
+          <w:rFonts w:hint="eastAsia"/>
+        </w:rPr>
+      </w:pPr>
+      <w:r>
+        <w:rPr>
+          <w:rFonts w:hint="eastAsia"/>
+        </w:rPr>
+        <w:t>然后</w:t>
+      </w:r>
+      <w:r>
+        <w:rPr>
+          <w:rFonts w:hint="eastAsia"/>
+        </w:rPr>
+        <w:t xml:space="preserve">rename B-&gt; A </w:t>
+      </w:r>
+      <w:r>
+        <w:rPr>
+          <w:rFonts w:hint="eastAsia"/>
+        </w:rPr>
+        <w:t>在</w:t>
+      </w:r>
+      <w:r>
+        <w:rPr>
+          <w:rFonts w:hint="eastAsia"/>
+        </w:rPr>
+        <w:t>data</w:t>
+      </w:r>
+      <w:r>
+        <w:rPr>
+          <w:rFonts w:hint="eastAsia"/>
+        </w:rPr>
+        <w:t>端执行</w:t>
+      </w:r>
+      <w:r>
+        <w:rPr>
+          <w:rFonts w:hint="eastAsia"/>
+        </w:rPr>
+        <w:t xml:space="preserve"> rename </w:t>
+      </w:r>
+      <w:r>
+        <w:rPr>
+          <w:rFonts w:hint="eastAsia"/>
+        </w:rPr>
+        <w:t>后续操作</w:t>
+      </w:r>
+    </w:p>
+    <w:p>
+      <w:pPr>
+        <w:pStyle w:val="ListParagraph"/>
+        <w:numPr>
+          <w:ilvl w:val="0"/>
+          <w:numId w:val="15"/>
+        </w:numPr>
+        <w:ind w:firstLineChars="0"/>
+        <w:rPr>
+          <w:rFonts w:hint="eastAsia"/>
+        </w:rPr>
+      </w:pPr>
+      <w:r>
+        <w:rPr>
+          <w:rFonts w:hint="eastAsia"/>
+        </w:rPr>
+        <w:t>catalog</w:t>
+      </w:r>
+      <w:r>
+        <w:rPr>
+          <w:rFonts w:hint="eastAsia"/>
+        </w:rPr>
+        <w:t>断电，主备切换，锁失效，</w:t>
+      </w:r>
+      <w:r>
+        <w:rPr>
+          <w:rFonts w:hint="eastAsia"/>
+        </w:rPr>
+        <w:t>coordB</w:t>
+      </w:r>
+      <w:r>
+        <w:rPr>
+          <w:rFonts w:hint="eastAsia"/>
+        </w:rPr>
+        <w:t>的消息通过锁，</w:t>
+      </w:r>
+      <w:r>
+        <w:rPr>
+          <w:rFonts w:hint="eastAsia"/>
+        </w:rPr>
+        <w:t xml:space="preserve"> </w:t>
+      </w:r>
+      <w:r>
+        <w:rPr>
+          <w:rFonts w:hint="eastAsia"/>
+        </w:rPr>
+        <w:t>同时锁定了</w:t>
+      </w:r>
+      <w:r>
+        <w:rPr>
+          <w:rFonts w:hint="eastAsia"/>
+        </w:rPr>
+        <w:t>A.</w:t>
+      </w:r>
+    </w:p>
+    <w:p>
+      <w:pPr>
+        <w:pStyle w:val="ListParagraph"/>
+        <w:numPr>
+          <w:ilvl w:val="0"/>
+          <w:numId w:val="15"/>
+        </w:numPr>
+        <w:ind w:firstLineChars="0"/>
+        <w:rPr>
+          <w:rFonts w:hint="eastAsia"/>
+          <w:color w:val="FF0000"/>
+        </w:rPr>
+      </w:pPr>
+      <w:r>
+        <w:rPr>
+          <w:rFonts w:hint="eastAsia"/>
+          <w:color w:val="FF0000"/>
+        </w:rPr>
+        <w:t>如果消息</w:t>
+      </w:r>
+      <w:r>
+        <w:rPr>
+          <w:rFonts w:hint="eastAsia"/>
+          <w:color w:val="FF0000"/>
+        </w:rPr>
+        <w:t>2</w:t>
+      </w:r>
+      <w:r>
+        <w:rPr>
+          <w:rFonts w:hint="eastAsia"/>
+          <w:color w:val="FF0000"/>
+        </w:rPr>
+        <w:t>先于</w:t>
+      </w:r>
+      <w:r>
+        <w:rPr>
+          <w:rFonts w:hint="eastAsia"/>
+          <w:color w:val="FF0000"/>
+        </w:rPr>
+        <w:t>1</w:t>
+      </w:r>
+      <w:r>
+        <w:rPr>
+          <w:rFonts w:hint="eastAsia"/>
+          <w:color w:val="FF0000"/>
+        </w:rPr>
+        <w:t>执行，会出现</w:t>
+      </w:r>
+      <w:r>
+        <w:rPr>
+          <w:rFonts w:hint="eastAsia"/>
+          <w:color w:val="FF0000"/>
+        </w:rPr>
+        <w:t>A</w:t>
+      </w:r>
+      <w:r>
+        <w:rPr>
+          <w:rFonts w:hint="eastAsia"/>
+          <w:color w:val="FF0000"/>
+        </w:rPr>
+        <w:t>不存在错误，后消息</w:t>
+      </w:r>
+      <w:r>
+        <w:rPr>
+          <w:rFonts w:hint="eastAsia"/>
+          <w:color w:val="FF0000"/>
+        </w:rPr>
+        <w:t>1</w:t>
+      </w:r>
+      <w:r>
+        <w:rPr>
+          <w:rFonts w:hint="eastAsia"/>
+          <w:color w:val="FF0000"/>
+        </w:rPr>
+        <w:t>执行，</w:t>
+      </w:r>
+      <w:r>
+        <w:rPr>
+          <w:rFonts w:hint="eastAsia"/>
+          <w:color w:val="FF0000"/>
+        </w:rPr>
+        <w:t xml:space="preserve"> B</w:t>
+      </w:r>
+      <w:r>
+        <w:rPr>
+          <w:rFonts w:hint="eastAsia"/>
+          <w:color w:val="FF0000"/>
+        </w:rPr>
+        <w:t>数据作为</w:t>
+      </w:r>
+      <w:r>
+        <w:rPr>
+          <w:rFonts w:hint="eastAsia"/>
+          <w:color w:val="FF0000"/>
+        </w:rPr>
+        <w:t>A</w:t>
+      </w:r>
+      <w:r>
+        <w:rPr>
+          <w:rFonts w:hint="eastAsia"/>
+          <w:color w:val="FF0000"/>
+        </w:rPr>
+        <w:t>的数据残留</w:t>
+      </w:r>
+    </w:p>
+    <w:p>
+      <w:pPr>
+        <w:pStyle w:val="ListParagraph"/>
+        <w:numPr>
+          <w:ilvl w:val="0"/>
+          <w:numId w:val="15"/>
+        </w:numPr>
+        <w:ind w:firstLineChars="0"/>
+        <w:rPr>
+          <w:rFonts w:hint="eastAsia"/>
+          <w:color w:val="FF0000"/>
+        </w:rPr>
+      </w:pPr>
+      <w:r>
+        <w:rPr>
+          <w:rFonts w:hint="eastAsia"/>
+          <w:color w:val="FF0000"/>
+        </w:rPr>
+        <w:t>如果消息</w:t>
+      </w:r>
+      <w:r>
+        <w:rPr>
+          <w:rFonts w:hint="eastAsia"/>
+          <w:color w:val="FF0000"/>
+        </w:rPr>
+        <w:t>1</w:t>
+      </w:r>
+      <w:r>
+        <w:rPr>
+          <w:rFonts w:hint="eastAsia"/>
+          <w:color w:val="FF0000"/>
+        </w:rPr>
+        <w:t>出现回滚，</w:t>
+      </w:r>
+      <w:r>
+        <w:rPr>
+          <w:rFonts w:hint="eastAsia"/>
+          <w:color w:val="FF0000"/>
+        </w:rPr>
+        <w:t xml:space="preserve"> </w:t>
+      </w:r>
+      <w:r>
+        <w:rPr>
+          <w:rFonts w:hint="eastAsia"/>
+          <w:color w:val="FF0000"/>
+        </w:rPr>
+        <w:t>发现</w:t>
+      </w:r>
+      <w:r>
+        <w:rPr>
+          <w:rFonts w:hint="eastAsia"/>
+          <w:color w:val="FF0000"/>
+        </w:rPr>
+        <w:t>B</w:t>
+      </w:r>
+      <w:r>
+        <w:rPr>
+          <w:rFonts w:hint="eastAsia"/>
+          <w:color w:val="FF0000"/>
+        </w:rPr>
+        <w:t>的元数据不存在，回滚失败，</w:t>
+      </w:r>
+      <w:r>
+        <w:rPr>
+          <w:rFonts w:hint="eastAsia"/>
+          <w:color w:val="FF0000"/>
+        </w:rPr>
+        <w:t xml:space="preserve"> </w:t>
+      </w:r>
+      <w:r>
+        <w:rPr>
+          <w:rFonts w:hint="eastAsia"/>
+          <w:color w:val="FF0000"/>
+        </w:rPr>
+        <w:t>消息</w:t>
+      </w:r>
+      <w:r>
+        <w:rPr>
+          <w:rFonts w:hint="eastAsia"/>
+          <w:color w:val="FF0000"/>
+        </w:rPr>
+        <w:t>2</w:t>
+      </w:r>
+      <w:r>
+        <w:rPr>
+          <w:rFonts w:hint="eastAsia"/>
+          <w:color w:val="FF0000"/>
+        </w:rPr>
+        <w:t>继续执行，同样</w:t>
+      </w:r>
+      <w:r>
+        <w:rPr>
+          <w:rFonts w:hint="eastAsia"/>
+          <w:color w:val="FF0000"/>
+        </w:rPr>
+        <w:t>B</w:t>
+      </w:r>
+      <w:r>
+        <w:rPr>
+          <w:rFonts w:hint="eastAsia"/>
+          <w:color w:val="FF0000"/>
+        </w:rPr>
+        <w:t>数据残留</w:t>
+      </w:r>
+    </w:p>
+    <w:p>
+      <w:pPr>
+        <w:rPr>
+          <w:rFonts w:hint="eastAsia"/>
+          <w:color w:val="FF0000"/>
+        </w:rPr>
+      </w:pPr>
+    </w:p>
+    <w:p>
+      <w:pPr>
+        <w:rPr>
+          <w:rFonts w:hint="eastAsia"/>
+        </w:rPr>
+      </w:pPr>
+      <w:r>
+        <w:rPr>
+          <w:rFonts w:hint="eastAsia"/>
+        </w:rPr>
+        <w:t>如果对</w:t>
+      </w:r>
+      <w:r>
+        <w:rPr>
+          <w:rFonts w:hint="eastAsia"/>
+        </w:rPr>
+        <w:t>data</w:t>
+      </w:r>
+      <w:r>
+        <w:rPr>
+          <w:rFonts w:hint="eastAsia"/>
+        </w:rPr>
+        <w:t>上锁，可以解决</w:t>
+      </w:r>
+      <w:r>
+        <w:rPr>
+          <w:rFonts w:hint="eastAsia"/>
+        </w:rPr>
+        <w:t>5</w:t>
+      </w:r>
+      <w:r>
+        <w:rPr>
+          <w:rFonts w:hint="eastAsia"/>
+        </w:rPr>
+        <w:t>的问题，不能解决</w:t>
+      </w:r>
+      <w:r>
+        <w:rPr>
+          <w:rFonts w:hint="eastAsia"/>
+        </w:rPr>
+        <w:t>6</w:t>
+      </w:r>
+      <w:r>
+        <w:rPr>
+          <w:rFonts w:hint="eastAsia"/>
+        </w:rPr>
+        <w:t>的问题。如果要彻底解决这个问题，先要解决</w:t>
+      </w:r>
+      <w:r>
+        <w:rPr>
+          <w:rFonts w:hint="eastAsia"/>
+        </w:rPr>
+        <w:t>catalog</w:t>
+      </w:r>
+      <w:r>
+        <w:rPr>
+          <w:rFonts w:hint="eastAsia"/>
+        </w:rPr>
+        <w:t>主备切换锁失效。需要将分布式锁的方式保存到副本中。</w:t>
+      </w:r>
+    </w:p>
+    <w:p>
+      <w:pPr>
+        <w:rPr>
+          <w:rFonts w:hint="eastAsia"/>
+        </w:rPr>
+      </w:pPr>
+    </w:p>
+    <w:p>
+      <w:pPr>
+        <w:rPr>
+          <w:rFonts w:hint="eastAsia"/>
+          <w:b/>
+        </w:rPr>
+      </w:pPr>
+      <w:r>
+        <w:rPr>
+          <w:rFonts w:hint="eastAsia"/>
+          <w:b/>
+        </w:rPr>
+        <w:t>coord</w:t>
+      </w:r>
+      <w:r>
+        <w:rPr>
+          <w:rFonts w:hint="eastAsia"/>
+          <w:b/>
+        </w:rPr>
+        <w:t>缓存失效的问题</w:t>
+      </w:r>
+    </w:p>
+    <w:p>
+      <w:pPr>
+        <w:rPr>
+          <w:rFonts w:hint="eastAsia"/>
+        </w:rPr>
+      </w:pPr>
+      <w:r>
+        <w:rPr>
+          <w:rFonts w:hint="eastAsia"/>
+        </w:rPr>
+        <w:t>如果</w:t>
+      </w:r>
+      <w:r>
+        <w:rPr>
+          <w:rFonts w:hint="eastAsia"/>
+        </w:rPr>
+        <w:t>coordA</w:t>
+      </w:r>
+      <w:r>
+        <w:rPr>
+          <w:rFonts w:hint="eastAsia"/>
+        </w:rPr>
+        <w:t>执行</w:t>
+      </w:r>
+      <w:r>
+        <w:rPr>
+          <w:rFonts w:hint="eastAsia"/>
+        </w:rPr>
+        <w:t>rename</w:t>
+      </w:r>
+      <w:r>
+        <w:rPr>
+          <w:rFonts w:hint="eastAsia"/>
+        </w:rPr>
+        <w:t>，</w:t>
+      </w:r>
+      <w:r>
+        <w:rPr>
+          <w:rFonts w:hint="eastAsia"/>
+        </w:rPr>
+        <w:t xml:space="preserve"> coordB</w:t>
+      </w:r>
+      <w:r>
+        <w:rPr>
+          <w:rFonts w:hint="eastAsia"/>
+        </w:rPr>
+        <w:t>的</w:t>
+      </w:r>
+      <w:r>
+        <w:rPr>
+          <w:rFonts w:hint="eastAsia"/>
+        </w:rPr>
+        <w:t>cs</w:t>
+      </w:r>
+      <w:r>
+        <w:rPr>
+          <w:rFonts w:hint="eastAsia"/>
+        </w:rPr>
+        <w:t>缓存</w:t>
+      </w:r>
+      <w:r>
+        <w:rPr>
+          <w:rFonts w:hint="eastAsia"/>
+        </w:rPr>
+        <w:t>失效，</w:t>
+      </w:r>
+      <w:r>
+        <w:rPr>
+          <w:rFonts w:hint="eastAsia"/>
+        </w:rPr>
+        <w:t xml:space="preserve"> </w:t>
+      </w:r>
+      <w:r>
+        <w:rPr>
+          <w:rFonts w:hint="eastAsia"/>
+        </w:rPr>
+        <w:t>举个例子，</w:t>
+      </w:r>
+      <w:r>
+        <w:rPr>
+          <w:rFonts w:hint="eastAsia"/>
+        </w:rPr>
+        <w:t xml:space="preserve"> renameB-&gt;A</w:t>
+      </w:r>
+      <w:r>
+        <w:rPr>
+          <w:rFonts w:hint="eastAsia"/>
+        </w:rPr>
+        <w:t>，</w:t>
+      </w:r>
+      <w:r>
+        <w:rPr>
+          <w:rFonts w:hint="eastAsia"/>
+        </w:rPr>
+        <w:t xml:space="preserve"> create A </w:t>
+      </w:r>
+      <w:r>
+        <w:rPr>
+          <w:rFonts w:hint="eastAsia"/>
+        </w:rPr>
+        <w:t>之后，</w:t>
+      </w:r>
+      <w:r>
+        <w:rPr>
+          <w:rFonts w:hint="eastAsia"/>
+        </w:rPr>
+        <w:t>A</w:t>
+      </w:r>
+      <w:r>
+        <w:rPr>
+          <w:rFonts w:hint="eastAsia"/>
+        </w:rPr>
+        <w:t>已经不是以前的</w:t>
+      </w:r>
+      <w:r>
+        <w:rPr>
+          <w:rFonts w:hint="eastAsia"/>
+        </w:rPr>
+        <w:t>A</w:t>
+      </w:r>
+      <w:r>
+        <w:rPr>
+          <w:rFonts w:hint="eastAsia"/>
+        </w:rPr>
+        <w:t>了。</w:t>
+      </w:r>
+      <w:r>
+        <w:rPr>
+          <w:rFonts w:hint="eastAsia"/>
+        </w:rPr>
+        <w:t xml:space="preserve"> </w:t>
+      </w:r>
+      <w:r>
+        <w:rPr>
+          <w:rFonts w:hint="eastAsia"/>
+        </w:rPr>
+        <w:t>解决这问题需要广播到</w:t>
+      </w:r>
+      <w:r>
+        <w:rPr>
+          <w:rFonts w:hint="eastAsia"/>
+        </w:rPr>
+        <w:t>coordGroup</w:t>
+      </w:r>
+      <w:r>
+        <w:rPr>
+          <w:rFonts w:hint="eastAsia"/>
+        </w:rPr>
+        <w:t>，</w:t>
+      </w:r>
+      <w:r>
+        <w:rPr>
+          <w:rFonts w:hint="eastAsia"/>
+        </w:rPr>
+        <w:t>drop</w:t>
+      </w:r>
+      <w:r>
+        <w:rPr>
+          <w:rFonts w:hint="eastAsia"/>
+        </w:rPr>
+        <w:t>同样存在这种问题</w:t>
+      </w:r>
+      <w:r>
+        <w:rPr>
+          <w:rFonts w:hint="eastAsia"/>
+        </w:rPr>
+        <w:t xml:space="preserve">, </w:t>
+      </w:r>
+      <w:r>
+        <w:rPr>
+          <w:rFonts w:hint="eastAsia"/>
+        </w:rPr>
+        <w:t>但是只要业务上不出现这种操作，下次查询缓存的时候，如果发现</w:t>
+      </w:r>
+      <w:r>
+        <w:rPr>
+          <w:rFonts w:hint="eastAsia"/>
+        </w:rPr>
+        <w:t>cs</w:t>
+      </w:r>
+      <w:r>
+        <w:rPr>
+          <w:rFonts w:hint="eastAsia"/>
+        </w:rPr>
+        <w:t>不存在会重新同步下系统表数据。</w:t>
+      </w:r>
+      <w:r>
+        <w:rPr>
+          <w:rFonts w:hint="eastAsia"/>
+        </w:rPr>
+        <w:t xml:space="preserve"> </w:t>
+      </w:r>
+    </w:p>
+    <w:p>
+      <w:pPr>
+        <w:rPr>
+          <w:rFonts w:hint="eastAsia"/>
+        </w:rPr>
+      </w:pPr>
+      <w:r>
+        <w:rPr>
+          <w:rFonts w:hint="eastAsia"/>
+        </w:rPr>
+        <w:t>在</w:t>
+      </w:r>
+      <w:r>
+        <w:rPr>
+          <w:rFonts w:hint="eastAsia"/>
+        </w:rPr>
+        <w:t xml:space="preserve"> createCS</w:t>
+      </w:r>
+      <w:r>
+        <w:rPr>
+          <w:rFonts w:hint="eastAsia"/>
+        </w:rPr>
+        <w:t>时，不会再</w:t>
+      </w:r>
+      <w:r>
+        <w:rPr>
+          <w:rFonts w:hint="eastAsia"/>
+        </w:rPr>
+        <w:t>catalog</w:t>
+      </w:r>
+      <w:r>
+        <w:rPr>
+          <w:rFonts w:hint="eastAsia"/>
+        </w:rPr>
+        <w:t>阻塞，需要在</w:t>
+      </w:r>
+      <w:r>
+        <w:rPr>
+          <w:rFonts w:hint="eastAsia"/>
+        </w:rPr>
+        <w:t>data</w:t>
+      </w:r>
+      <w:r>
+        <w:rPr>
+          <w:rFonts w:hint="eastAsia"/>
+        </w:rPr>
+        <w:t>上锁</w:t>
+      </w:r>
+      <w:r>
+        <w:rPr>
+          <w:rFonts w:hint="eastAsia"/>
+        </w:rPr>
+        <w:t>cs</w:t>
+      </w:r>
+      <w:r>
+        <w:rPr>
+          <w:rFonts w:hint="eastAsia"/>
+        </w:rPr>
+        <w:t>，防止和</w:t>
+      </w:r>
+      <w:r>
+        <w:rPr>
+          <w:rFonts w:hint="eastAsia"/>
+        </w:rPr>
+        <w:t>createCS</w:t>
+      </w:r>
+      <w:r>
+        <w:rPr>
+          <w:rFonts w:hint="eastAsia"/>
+        </w:rPr>
+        <w:t>的并发。</w:t>
+      </w:r>
+    </w:p>
+    <w:p>
+      <w:pPr>
+        <w:rPr>
+          <w:rFonts w:hint="eastAsia"/>
+        </w:rPr>
+      </w:pPr>
+    </w:p>
+    <w:p>
+      <w:pPr>
+        <w:rPr>
+          <w:rFonts w:hint="eastAsia"/>
+          <w:b/>
+        </w:rPr>
+      </w:pPr>
+      <w:r>
+        <w:rPr>
+          <w:rFonts w:hint="eastAsia"/>
+          <w:b/>
+        </w:rPr>
+        <w:t>rename</w:t>
+      </w:r>
+      <w:r>
+        <w:rPr>
+          <w:rFonts w:hint="eastAsia"/>
+          <w:b/>
+        </w:rPr>
+        <w:t>和其他读写并发的问题</w:t>
+      </w:r>
+    </w:p>
+    <w:p>
+      <w:pPr>
+        <w:rPr>
+          <w:rFonts w:hint="eastAsia"/>
+        </w:rPr>
+      </w:pPr>
+      <w:r>
+        <w:rPr>
+          <w:rFonts w:hint="eastAsia"/>
+        </w:rPr>
+        <w:t>类似于</w:t>
+      </w:r>
+      <w:r>
+        <w:rPr>
+          <w:rFonts w:hint="eastAsia"/>
+        </w:rPr>
+        <w:t xml:space="preserve">dropCS, </w:t>
+      </w:r>
+      <w:r>
+        <w:rPr>
+          <w:rFonts w:hint="eastAsia"/>
+        </w:rPr>
+        <w:t>如果在写过程中失败，直接报错。不做任何上锁动作。</w:t>
+      </w:r>
+    </w:p>
+    <w:p>
+      <w:pPr>
+        <w:rPr>
+          <w:rFonts w:hint="eastAsia"/>
+        </w:rPr>
+      </w:pPr>
+    </w:p>
+    <w:p>
+      <w:pPr>
+        <w:rPr>
+          <w:rFonts w:hint="eastAsia"/>
+          <w:b/>
+        </w:rPr>
+      </w:pPr>
+      <w:r>
+        <w:rPr>
+          <w:rFonts w:hint="eastAsia"/>
+          <w:b/>
+        </w:rPr>
+        <w:t>主子表</w:t>
+      </w:r>
+    </w:p>
+    <w:p>
+      <w:r>
+        <w:rPr>
+          <w:rFonts w:hint="eastAsia"/>
+        </w:rPr>
+        <w:t>如果当前</w:t>
+      </w:r>
+      <w:r>
+        <w:rPr>
+          <w:rFonts w:hint="eastAsia"/>
+        </w:rPr>
+        <w:t>cs</w:t>
+      </w:r>
+      <w:r>
+        <w:rPr>
+          <w:rFonts w:hint="eastAsia"/>
+        </w:rPr>
+        <w:t>里有主子表不在一个</w:t>
+      </w:r>
+      <w:r>
+        <w:rPr>
+          <w:rFonts w:hint="eastAsia"/>
+        </w:rPr>
+        <w:t>cs</w:t>
+      </w:r>
+      <w:r>
+        <w:rPr>
+          <w:rFonts w:hint="eastAsia"/>
+        </w:rPr>
+        <w:t>时，将主子表指向的</w:t>
+      </w:r>
+      <w:r>
+        <w:rPr>
+          <w:rFonts w:hint="eastAsia"/>
+        </w:rPr>
+        <w:t>cs</w:t>
+      </w:r>
+      <w:r>
+        <w:rPr>
+          <w:rFonts w:hint="eastAsia"/>
+        </w:rPr>
+        <w:t>上锁。</w:t>
+      </w:r>
     </w:p>
     <w:p>
       <w:pPr>
@@ -1057,6 +2500,27 @@
           <w:rFonts w:hint="eastAsia"/>
         </w:rPr>
       </w:pPr>
+      <w:r>
+        <w:rPr>
+          <w:rFonts w:hint="eastAsia"/>
+        </w:rPr>
+        <w:t>流程和</w:t>
+      </w:r>
+      <w:r>
+        <w:rPr>
+          <w:rFonts w:hint="eastAsia"/>
+        </w:rPr>
+        <w:t>rename cs</w:t>
+      </w:r>
+      <w:r>
+        <w:rPr>
+          <w:rFonts w:hint="eastAsia"/>
+        </w:rPr>
+        <w:t>类似。</w:t>
+      </w:r>
+    </w:p>
+    <w:p/>
+    <w:p>
       <w:r>
         <w:rPr>
           <w:rFonts w:hint="eastAsia"/>
@@ -1105,9 +2569,6 @@
           <w:numId w:val="13"/>
         </w:numPr>
         <w:ind w:firstLineChars="0"/>
-        <w:rPr>
-          <w:rFonts w:hint="eastAsia"/>
-        </w:rPr>
       </w:pPr>
       <w:r>
         <w:rPr>
@@ -1195,13 +2656,13 @@
         <w:rPr>
           <w:rFonts w:hint="eastAsia"/>
         </w:rPr>
-        <w:t>prepare</w:t>
-      </w:r>
-      <w:r>
-        <w:rPr>
-          <w:rFonts w:hint="eastAsia"/>
-        </w:rPr>
-        <w:t>阶段：修改</w:t>
+        <w:t>doOnCataGroup:</w:t>
+      </w:r>
+      <w:r>
+        <w:rPr>
+          <w:rFonts w:hint="eastAsia"/>
+        </w:rPr>
+        <w:t>加</w:t>
       </w:r>
       <w:r>
         <w:rPr>
@@ -1213,43 +2674,146 @@
         <w:rPr>
           <w:rFonts w:hint="eastAsia"/>
         </w:rPr>
-        <w:t>名涉及到文件的</w:t>
-      </w:r>
-      <w:r>
-        <w:rPr>
-          <w:rFonts w:hint="eastAsia"/>
-        </w:rPr>
-        <w:t>mv,</w:t>
-      </w:r>
-      <w:r>
-        <w:rPr>
-          <w:rFonts w:hint="eastAsia"/>
-        </w:rPr>
-        <w:t>所以会和</w:t>
-      </w:r>
-      <w:r>
-        <w:rPr>
-          <w:rFonts w:hint="eastAsia"/>
-        </w:rPr>
-        <w:t>createCS</w:t>
-      </w:r>
-      <w:r>
-        <w:rPr>
-          <w:rFonts w:hint="eastAsia"/>
-        </w:rPr>
-        <w:t>，</w:t>
-      </w:r>
-      <w:r>
-        <w:rPr>
-          <w:rFonts w:hint="eastAsia"/>
-        </w:rPr>
-        <w:t>dropCS</w:t>
-      </w:r>
-      <w:r>
-        <w:rPr>
-          <w:rFonts w:hint="eastAsia"/>
-        </w:rPr>
-        <w:t>等起冲突，所以在准备阶段需要对当前</w:t>
+        <w:t>锁，</w:t>
+      </w:r>
+      <w:r>
+        <w:rPr>
+          <w:rFonts w:hint="eastAsia"/>
+        </w:rPr>
+        <w:t>修改</w:t>
+      </w:r>
+      <w:r>
+        <w:rPr>
+          <w:rFonts w:hint="eastAsia"/>
+        </w:rPr>
+        <w:t>catalog</w:t>
+      </w:r>
+      <w:r>
+        <w:rPr>
+          <w:rFonts w:hint="eastAsia"/>
+        </w:rPr>
+        <w:t>上的</w:t>
+      </w:r>
+      <w:r>
+        <w:rPr>
+          <w:rFonts w:hint="eastAsia"/>
+        </w:rPr>
+        <w:t>cl</w:t>
+      </w:r>
+      <w:r>
+        <w:rPr>
+          <w:rFonts w:hint="eastAsia"/>
+        </w:rPr>
+        <w:t>名。如果失败进行回滚。如果回滚失败，则报错返回。用户根据错误提示，处理好之后，再重做</w:t>
+      </w:r>
+      <w:r>
+        <w:rPr>
+          <w:rFonts w:hint="eastAsia"/>
+        </w:rPr>
+        <w:t>rename</w:t>
+      </w:r>
+      <w:r>
+        <w:rPr>
+          <w:rFonts w:hint="eastAsia"/>
+        </w:rPr>
+        <w:t>实现</w:t>
+      </w:r>
+      <w:r>
+        <w:rPr>
+          <w:rFonts w:hint="eastAsia"/>
+        </w:rPr>
+        <w:t>cl</w:t>
+      </w:r>
+      <w:r>
+        <w:rPr>
+          <w:rFonts w:hint="eastAsia"/>
+        </w:rPr>
+        <w:t>改名。在</w:t>
+      </w:r>
+      <w:r>
+        <w:rPr>
+          <w:rFonts w:hint="eastAsia"/>
+        </w:rPr>
+        <w:t>catalog</w:t>
+      </w:r>
+      <w:r>
+        <w:rPr>
+          <w:rFonts w:hint="eastAsia"/>
+        </w:rPr>
+        <w:t>上，需要更新</w:t>
+      </w:r>
+      <w:r>
+        <w:rPr>
+          <w:color w:val="FF0000"/>
+        </w:rPr>
+        <w:t>CAT_COLLECTION_INFO_COLLECTION</w:t>
+      </w:r>
+      <w:r>
+        <w:rPr>
+          <w:rFonts w:hint="eastAsia"/>
+        </w:rPr>
+        <w:t>表以及</w:t>
+      </w:r>
+      <w:r>
+        <w:rPr>
+          <w:color w:val="FF0000"/>
+        </w:rPr>
+        <w:t>CAT_COLLECTION_SPACE_COLLECTION</w:t>
+      </w:r>
+      <w:r>
+        <w:rPr>
+          <w:rFonts w:hint="eastAsia"/>
+        </w:rPr>
+        <w:t>表</w:t>
+      </w:r>
+      <w:r>
+        <w:rPr>
+          <w:color w:val="FF0000"/>
+        </w:rPr>
+        <w:t>CAT_COLLECTION_NAME</w:t>
+      </w:r>
+      <w:r>
+        <w:rPr>
+          <w:rFonts w:hint="eastAsia"/>
+        </w:rPr>
+        <w:t>字段</w:t>
+      </w:r>
+      <w:r>
+        <w:rPr>
+          <w:rFonts w:hint="eastAsia"/>
+        </w:rPr>
+        <w:t>。</w:t>
+      </w:r>
+    </w:p>
+    <w:p>
+      <w:pPr>
+        <w:ind w:left="357"/>
+        <w:rPr>
+          <w:rFonts w:hint="eastAsia"/>
+        </w:rPr>
+      </w:pPr>
+    </w:p>
+    <w:p>
+      <w:pPr>
+        <w:ind w:left="357"/>
+      </w:pPr>
+      <w:r>
+        <w:rPr>
+          <w:rFonts w:hint="eastAsia"/>
+        </w:rPr>
+        <w:t>如果存在主子表，和</w:t>
+      </w:r>
+      <w:r>
+        <w:rPr>
+          <w:rFonts w:hint="eastAsia"/>
+        </w:rPr>
+        <w:t>rename cs</w:t>
+      </w:r>
+      <w:r>
+        <w:rPr>
+          <w:rFonts w:hint="eastAsia"/>
+        </w:rPr>
+        <w:t>一样，将相关的所有</w:t>
       </w:r>
       <w:r>
         <w:rPr>
@@ -1261,108 +2825,7 @@
         <w:rPr>
           <w:rFonts w:hint="eastAsia"/>
         </w:rPr>
-        <w:t>进行上锁，同时对</w:t>
-      </w:r>
-      <w:r>
-        <w:rPr>
-          <w:rFonts w:hint="eastAsia"/>
-        </w:rPr>
-        <w:t>rename</w:t>
-      </w:r>
-      <w:r>
-        <w:rPr>
-          <w:rFonts w:hint="eastAsia"/>
-        </w:rPr>
-        <w:t>对应的</w:t>
-      </w:r>
-      <w:r>
-        <w:rPr>
-          <w:rFonts w:hint="eastAsia"/>
-        </w:rPr>
-        <w:t>createCS</w:t>
-      </w:r>
-      <w:r>
-        <w:rPr>
-          <w:rFonts w:hint="eastAsia"/>
-        </w:rPr>
-        <w:t>上大锁，避免创建</w:t>
-      </w:r>
-      <w:r>
-        <w:rPr>
-          <w:rFonts w:hint="eastAsia"/>
-        </w:rPr>
-        <w:t>rename</w:t>
-      </w:r>
-      <w:r>
-        <w:rPr>
-          <w:rFonts w:hint="eastAsia"/>
-        </w:rPr>
-        <w:t>同名的</w:t>
-      </w:r>
-      <w:r>
-        <w:rPr>
-          <w:rFonts w:hint="eastAsia"/>
-        </w:rPr>
-        <w:t>cs,</w:t>
-      </w:r>
-      <w:r>
-        <w:rPr>
-          <w:rFonts w:hint="eastAsia"/>
-        </w:rPr>
-        <w:t>造成文件</w:t>
-      </w:r>
-      <w:r>
-        <w:rPr>
-          <w:rFonts w:hint="eastAsia"/>
-        </w:rPr>
-        <w:t>rename</w:t>
-      </w:r>
-      <w:r>
-        <w:rPr>
-          <w:rFonts w:hint="eastAsia"/>
-        </w:rPr>
-        <w:t>失败。（</w:t>
-      </w:r>
-      <w:r>
-        <w:rPr>
-          <w:rFonts w:hint="eastAsia"/>
-          <w:color w:val="FF0000"/>
-        </w:rPr>
-        <w:t>正常情况下，业务做</w:t>
-      </w:r>
-      <w:r>
-        <w:rPr>
-          <w:rFonts w:hint="eastAsia"/>
-          <w:color w:val="FF0000"/>
-        </w:rPr>
-        <w:t>rename</w:t>
-      </w:r>
-      <w:r>
-        <w:rPr>
-          <w:rFonts w:hint="eastAsia"/>
-          <w:color w:val="FF0000"/>
-        </w:rPr>
-        <w:t>会避免对</w:t>
-      </w:r>
-      <w:r>
-        <w:rPr>
-          <w:rFonts w:hint="eastAsia"/>
-          <w:color w:val="FF0000"/>
-        </w:rPr>
-        <w:t>cs</w:t>
-      </w:r>
-      <w:r>
-        <w:rPr>
-          <w:rFonts w:hint="eastAsia"/>
-          <w:color w:val="FF0000"/>
-        </w:rPr>
-        <w:t>进行其他操作，这一块可以省去锁操作</w:t>
-      </w:r>
-      <w:r>
-        <w:rPr>
-          <w:rFonts w:hint="eastAsia"/>
-        </w:rPr>
-        <w:t>）。</w:t>
+        <w:t>都加锁</w:t>
       </w:r>
     </w:p>
     <w:p>
@@ -1381,25 +2844,34 @@
         <w:rPr>
           <w:rFonts w:hint="eastAsia"/>
         </w:rPr>
-        <w:t>doOnCataGroup:</w:t>
-      </w:r>
-      <w:r>
-        <w:rPr>
-          <w:rFonts w:hint="eastAsia"/>
-        </w:rPr>
-        <w:t>即修改</w:t>
-      </w:r>
-      <w:r>
-        <w:rPr>
-          <w:rFonts w:hint="eastAsia"/>
-        </w:rPr>
-        <w:t>catalog</w:t>
-      </w:r>
-      <w:r>
-        <w:rPr>
-          <w:rFonts w:hint="eastAsia"/>
-        </w:rPr>
-        <w:t>上的</w:t>
+        <w:t>doOnDataGroup</w:t>
+      </w:r>
+      <w:r>
+        <w:rPr>
+          <w:rFonts w:hint="eastAsia"/>
+        </w:rPr>
+        <w:t>：实施修改，即对接</w:t>
+      </w:r>
+      <w:r>
+        <w:t>_rtnRenameCollection</w:t>
+      </w:r>
+      <w:r>
+        <w:rPr>
+          <w:rFonts w:hint="eastAsia"/>
+        </w:rPr>
+        <w:t>接口，如果失败进行回滚。接着回滚</w:t>
+      </w:r>
+      <w:r>
+        <w:rPr>
+          <w:rFonts w:hint="eastAsia"/>
+        </w:rPr>
+        <w:t>2</w:t>
+      </w:r>
+      <w:r>
+        <w:rPr>
+          <w:rFonts w:hint="eastAsia"/>
+        </w:rPr>
+        <w:t>操作（即将表更新为以前的</w:t>
       </w:r>
       <w:r>
         <w:rPr>
@@ -1411,7 +2883,74 @@
         <w:rPr>
           <w:rFonts w:hint="eastAsia"/>
         </w:rPr>
-        <w:t>名。如果失败进行回滚。如果回滚失败，则报错返回。用户根据错误提示，处理好之后，再重做</w:t>
+        <w:t>Name</w:t>
+      </w:r>
+      <w:r>
+        <w:rPr>
+          <w:rFonts w:hint="eastAsia"/>
+        </w:rPr>
+        <w:t>）</w:t>
+      </w:r>
+      <w:r>
+        <w:rPr>
+          <w:rFonts w:hint="eastAsia"/>
+        </w:rPr>
+        <w:t>.</w:t>
+      </w:r>
+    </w:p>
+    <w:p>
+      <w:pPr>
+        <w:ind w:left="357"/>
+        <w:rPr>
+          <w:rFonts w:hint="eastAsia"/>
+        </w:rPr>
+      </w:pPr>
+    </w:p>
+    <w:p>
+      <w:pPr>
+        <w:ind w:left="357"/>
+      </w:pPr>
+      <w:r>
+        <w:rPr>
+          <w:rFonts w:hint="eastAsia"/>
+        </w:rPr>
+        <w:t>在</w:t>
+      </w:r>
+      <w:r>
+        <w:rPr>
+          <w:rFonts w:hint="eastAsia"/>
+        </w:rPr>
+        <w:t>data</w:t>
+      </w:r>
+      <w:r>
+        <w:rPr>
+          <w:rFonts w:hint="eastAsia"/>
+        </w:rPr>
+        <w:t>需要上</w:t>
+      </w:r>
+      <w:r>
+        <w:rPr>
+          <w:rFonts w:hint="eastAsia"/>
+        </w:rPr>
+        <w:t>cs</w:t>
+      </w:r>
+      <w:r>
+        <w:rPr>
+          <w:rFonts w:hint="eastAsia"/>
+        </w:rPr>
+        <w:t>锁，房子</w:t>
+      </w:r>
+      <w:r>
+        <w:rPr>
+          <w:rFonts w:hint="eastAsia"/>
+        </w:rPr>
+        <w:t>createCL</w:t>
+      </w:r>
+      <w:r>
+        <w:rPr>
+          <w:rFonts w:hint="eastAsia"/>
+        </w:rPr>
+        <w:t>与</w:t>
       </w:r>
       <w:r>
         <w:rPr>
@@ -1423,67 +2962,7 @@
         <w:rPr>
           <w:rFonts w:hint="eastAsia"/>
         </w:rPr>
-        <w:t>实现</w:t>
-      </w:r>
-      <w:r>
-        <w:rPr>
-          <w:rFonts w:hint="eastAsia"/>
-        </w:rPr>
-        <w:t>cs</w:t>
-      </w:r>
-      <w:r>
-        <w:rPr>
-          <w:rFonts w:hint="eastAsia"/>
-        </w:rPr>
-        <w:t>改名。在</w:t>
-      </w:r>
-      <w:r>
-        <w:rPr>
-          <w:rFonts w:hint="eastAsia"/>
-        </w:rPr>
-        <w:t>catalog</w:t>
-      </w:r>
-      <w:r>
-        <w:rPr>
-          <w:rFonts w:hint="eastAsia"/>
-        </w:rPr>
-        <w:t>上，需要更新</w:t>
-      </w:r>
-      <w:r>
-        <w:rPr>
-          <w:color w:val="FF0000"/>
-        </w:rPr>
-        <w:t>CAT_COLLECTION_INFO_COLLECTION</w:t>
-      </w:r>
-      <w:r>
-        <w:rPr>
-          <w:rFonts w:hint="eastAsia"/>
-        </w:rPr>
-        <w:t>表以及</w:t>
-      </w:r>
-      <w:r>
-        <w:rPr>
-          <w:color w:val="FF0000"/>
-        </w:rPr>
-        <w:t>CAT_COLLECTION_SPACE_COLLECTION</w:t>
-      </w:r>
-      <w:r>
-        <w:rPr>
-          <w:rFonts w:hint="eastAsia"/>
-        </w:rPr>
-        <w:t>表</w:t>
-      </w:r>
-      <w:r>
-        <w:rPr>
-          <w:color w:val="FF0000"/>
-        </w:rPr>
-        <w:t>CAT_COLLECTION_NAME</w:t>
-      </w:r>
-      <w:r>
-        <w:rPr>
-          <w:rFonts w:hint="eastAsia"/>
-        </w:rPr>
-        <w:t>字段</w:t>
+        <w:t>并发。</w:t>
       </w:r>
     </w:p>
     <w:p>
@@ -1494,66 +2973,30 @@
           <w:numId w:val="13"/>
         </w:numPr>
         <w:ind w:firstLineChars="0"/>
-        <w:rPr>
-          <w:rFonts w:hint="eastAsia"/>
-        </w:rPr>
-      </w:pPr>
-      <w:r>
-        <w:rPr>
-          <w:rFonts w:hint="eastAsia"/>
-        </w:rPr>
-        <w:t>doOnDataGroup</w:t>
-      </w:r>
-      <w:r>
-        <w:rPr>
-          <w:rFonts w:hint="eastAsia"/>
-        </w:rPr>
-        <w:t>：实施修改，即对接</w:t>
-      </w:r>
-      <w:r>
-        <w:t>_rtnRenameCollection</w:t>
-      </w:r>
-      <w:r>
-        <w:rPr>
-          <w:rFonts w:hint="eastAsia"/>
-        </w:rPr>
-        <w:t>接口，如果失败进行回滚。接着回滚</w:t>
-      </w:r>
-      <w:r>
-        <w:rPr>
-          <w:rFonts w:hint="eastAsia"/>
-        </w:rPr>
-        <w:t>2</w:t>
-      </w:r>
-      <w:r>
-        <w:rPr>
-          <w:rFonts w:hint="eastAsia"/>
-        </w:rPr>
-        <w:t>操作（即将表更新为以前的</w:t>
-      </w:r>
-      <w:r>
-        <w:rPr>
-          <w:rFonts w:hint="eastAsia"/>
-        </w:rPr>
-        <w:t>cl</w:t>
-      </w:r>
-      <w:r>
-        <w:rPr>
-          <w:rFonts w:hint="eastAsia"/>
-        </w:rPr>
-        <w:t>Name</w:t>
-      </w:r>
-      <w:r>
-        <w:rPr>
-          <w:rFonts w:hint="eastAsia"/>
-        </w:rPr>
-        <w:t>）</w:t>
-      </w:r>
-      <w:r>
-        <w:rPr>
-          <w:rFonts w:hint="eastAsia"/>
-        </w:rPr>
-        <w:t>.</w:t>
+      </w:pPr>
+      <w:r>
+        <w:rPr>
+          <w:rFonts w:hint="eastAsia"/>
+        </w:rPr>
+        <w:t>doOnCataGroupP2</w:t>
+      </w:r>
+      <w:r>
+        <w:rPr>
+          <w:rFonts w:hint="eastAsia"/>
+        </w:rPr>
+        <w:t>：不做任何操作，返回</w:t>
+      </w:r>
+      <w:r>
+        <w:rPr>
+          <w:rFonts w:hint="eastAsia"/>
+        </w:rPr>
+        <w:t>SDB_OK</w:t>
+      </w:r>
+      <w:r>
+        <w:rPr>
+          <w:rFonts w:hint="eastAsia"/>
+        </w:rPr>
+        <w:t>即可</w:t>
       </w:r>
     </w:p>
     <w:p>
@@ -1564,15 +3007,12 @@
           <w:numId w:val="13"/>
         </w:numPr>
         <w:ind w:firstLineChars="0"/>
-        <w:rPr>
-          <w:rFonts w:hint="eastAsia"/>
-        </w:rPr>
-      </w:pPr>
-      <w:r>
-        <w:rPr>
-          <w:rFonts w:hint="eastAsia"/>
-        </w:rPr>
-        <w:t>doOnCataGroupP2</w:t>
+      </w:pPr>
+      <w:r>
+        <w:rPr>
+          <w:rFonts w:hint="eastAsia"/>
+        </w:rPr>
+        <w:t>doOnDataGroupP2</w:t>
       </w:r>
       <w:r>
         <w:rPr>
@@ -1601,46 +3041,6 @@
           <w:numId w:val="13"/>
         </w:numPr>
         <w:ind w:firstLineChars="0"/>
-        <w:rPr>
-          <w:rFonts w:hint="eastAsia"/>
-        </w:rPr>
-      </w:pPr>
-      <w:r>
-        <w:rPr>
-          <w:rFonts w:hint="eastAsia"/>
-        </w:rPr>
-        <w:t>doOnDataGroupP2</w:t>
-      </w:r>
-      <w:r>
-        <w:rPr>
-          <w:rFonts w:hint="eastAsia"/>
-        </w:rPr>
-        <w:t>：不做任何操作，返回</w:t>
-      </w:r>
-      <w:r>
-        <w:rPr>
-          <w:rFonts w:hint="eastAsia"/>
-        </w:rPr>
-        <w:t>SDB_OK</w:t>
-      </w:r>
-      <w:r>
-        <w:rPr>
-          <w:rFonts w:hint="eastAsia"/>
-        </w:rPr>
-        <w:t>即可</w:t>
-      </w:r>
-    </w:p>
-    <w:p>
-      <w:pPr>
-        <w:pStyle w:val="ListParagraph"/>
-        <w:numPr>
-          <w:ilvl w:val="0"/>
-          <w:numId w:val="13"/>
-        </w:numPr>
-        <w:ind w:firstLineChars="0"/>
-        <w:rPr>
-          <w:rFonts w:hint="eastAsia"/>
-        </w:rPr>
       </w:pPr>
       <w:r>
         <w:rPr>
@@ -1652,7 +3052,13 @@
         <w:rPr>
           <w:rFonts w:hint="eastAsia"/>
         </w:rPr>
-        <w:t>实现收尾处理</w:t>
+        <w:t>解锁，</w:t>
+      </w:r>
+      <w:r>
+        <w:rPr>
+          <w:rFonts w:hint="eastAsia"/>
+        </w:rPr>
+        <w:t>收尾处理</w:t>
       </w:r>
     </w:p>
     <w:p/>
@@ -2181,7 +3587,6 @@
                 <w:rFonts w:hint="eastAsia"/>
                 <w:b/>
               </w:rPr>
-              <w:lastRenderedPageBreak/>
               <w:t>http</w:t>
             </w:r>
             <w:r>
@@ -2211,7 +3616,6 @@
                 <w:rFonts w:hint="eastAsia"/>
                 <w:b/>
               </w:rPr>
-              <w:lastRenderedPageBreak/>
               <w:t>03</w:t>
             </w:r>
           </w:p>
@@ -3454,9 +4858,151 @@
 </w:document>
 </file>
 
+<file path=word/comments.xml><?xml version="1.0" encoding="utf-8"?>
+<w:comments xmlns:ve="http://schemas.openxmlformats.org/markup-compatibility/2006" xmlns:o="urn:schemas-microsoft-com:office:office" xmlns:r="http://schemas.openxmlformats.org/officeDocument/2006/relationships" xmlns:m="http://schemas.openxmlformats.org/officeDocument/2006/math" xmlns:v="urn:schemas-microsoft-com:vml" xmlns:wp="http://schemas.openxmlformats.org/drawingml/2006/wordprocessingDrawing" xmlns:w10="urn:schemas-microsoft-com:office:word" xmlns:w="http://schemas.openxmlformats.org/wordprocessingml/2006/main" xmlns:wne="http://schemas.microsoft.com/office/word/2006/wordml">
+  <w:comment w:id="0" w:author="yangchao" w:date="2018-02-07T11:02:00Z" w:initials="y">
+    <w:p>
+      <w:pPr>
+        <w:pStyle w:val="CommentText"/>
+      </w:pPr>
+      <w:r>
+        <w:rPr>
+          <w:rStyle w:val="CommentReference"/>
+        </w:rPr>
+        <w:annotationRef/>
+      </w:r>
+      <w:r>
+        <w:rPr>
+          <w:rFonts w:hint="eastAsia"/>
+        </w:rPr>
+        <w:t>用</w:t>
+      </w:r>
+      <w:r>
+        <w:rPr>
+          <w:rFonts w:hint="eastAsia"/>
+        </w:rPr>
+        <w:t>db.cs.rename(&lt;name&gt;)</w:t>
+      </w:r>
+      <w:r>
+        <w:rPr>
+          <w:rFonts w:hint="eastAsia"/>
+        </w:rPr>
+        <w:t>更好？</w:t>
+      </w:r>
+    </w:p>
+    <w:p>
+      <w:pPr>
+        <w:pStyle w:val="CommentText"/>
+      </w:pPr>
+      <w:r>
+        <w:rPr>
+          <w:rFonts w:hint="eastAsia"/>
+        </w:rPr>
+        <w:t>db.cs.cl.rename(&lt;name&gt;)</w:t>
+      </w:r>
+      <w:r>
+        <w:rPr>
+          <w:rFonts w:hint="eastAsia"/>
+        </w:rPr>
+        <w:t>?</w:t>
+      </w:r>
+    </w:p>
+  </w:comment>
+</w:comments>
+</file>
+
 <file path=word/numbering.xml><?xml version="1.0" encoding="utf-8"?>
 <w:numbering xmlns:ve="http://schemas.openxmlformats.org/markup-compatibility/2006" xmlns:o="urn:schemas-microsoft-com:office:office" xmlns:r="http://schemas.openxmlformats.org/officeDocument/2006/relationships" xmlns:m="http://schemas.openxmlformats.org/officeDocument/2006/math" xmlns:v="urn:schemas-microsoft-com:vml" xmlns:wp="http://schemas.openxmlformats.org/drawingml/2006/wordprocessingDrawing" xmlns:w10="urn:schemas-microsoft-com:office:word" xmlns:w="http://schemas.openxmlformats.org/wordprocessingml/2006/main" xmlns:wne="http://schemas.microsoft.com/office/word/2006/wordml">
   <w:abstractNum w:abstractNumId="0">
+    <w:nsid w:val="03E04BA4"/>
+    <w:multiLevelType w:val="hybridMultilevel"/>
+    <w:tmpl w:val="2216028E"/>
+    <w:lvl w:ilvl="0" w:tplc="49000C6E">
+      <w:start w:val="1"/>
+      <w:numFmt w:val="decimal"/>
+      <w:lvlText w:val="%1、"/>
+      <w:lvlJc w:val="left"/>
+      <w:pPr>
+        <w:ind w:left="420" w:hanging="420"/>
+      </w:pPr>
+      <w:rPr>
+        <w:rFonts w:hint="default"/>
+      </w:rPr>
+    </w:lvl>
+    <w:lvl w:ilvl="1" w:tplc="04090019" w:tentative="1">
+      <w:start w:val="1"/>
+      <w:numFmt w:val="lowerLetter"/>
+      <w:lvlText w:val="%2)"/>
+      <w:lvlJc w:val="left"/>
+      <w:pPr>
+        <w:ind w:left="840" w:hanging="420"/>
+      </w:pPr>
+    </w:lvl>
+    <w:lvl w:ilvl="2" w:tplc="0409001B" w:tentative="1">
+      <w:start w:val="1"/>
+      <w:numFmt w:val="lowerRoman"/>
+      <w:lvlText w:val="%3."/>
+      <w:lvlJc w:val="right"/>
+      <w:pPr>
+        <w:ind w:left="1260" w:hanging="420"/>
+      </w:pPr>
+    </w:lvl>
+    <w:lvl w:ilvl="3" w:tplc="0409000F" w:tentative="1">
+      <w:start w:val="1"/>
+      <w:numFmt w:val="decimal"/>
+      <w:lvlText w:val="%4."/>
+      <w:lvlJc w:val="left"/>
+      <w:pPr>
+        <w:ind w:left="1680" w:hanging="420"/>
+      </w:pPr>
+    </w:lvl>
+    <w:lvl w:ilvl="4" w:tplc="04090019" w:tentative="1">
+      <w:start w:val="1"/>
+      <w:numFmt w:val="lowerLetter"/>
+      <w:lvlText w:val="%5)"/>
+      <w:lvlJc w:val="left"/>
+      <w:pPr>
+        <w:ind w:left="2100" w:hanging="420"/>
+      </w:pPr>
+    </w:lvl>
+    <w:lvl w:ilvl="5" w:tplc="0409001B" w:tentative="1">
+      <w:start w:val="1"/>
+      <w:numFmt w:val="lowerRoman"/>
+      <w:lvlText w:val="%6."/>
+      <w:lvlJc w:val="right"/>
+      <w:pPr>
+        <w:ind w:left="2520" w:hanging="420"/>
+      </w:pPr>
+    </w:lvl>
+    <w:lvl w:ilvl="6" w:tplc="0409000F" w:tentative="1">
+      <w:start w:val="1"/>
+      <w:numFmt w:val="decimal"/>
+      <w:lvlText w:val="%7."/>
+      <w:lvlJc w:val="left"/>
+      <w:pPr>
+        <w:ind w:left="2940" w:hanging="420"/>
+      </w:pPr>
+    </w:lvl>
+    <w:lvl w:ilvl="7" w:tplc="04090019" w:tentative="1">
+      <w:start w:val="1"/>
+      <w:numFmt w:val="lowerLetter"/>
+      <w:lvlText w:val="%8)"/>
+      <w:lvlJc w:val="left"/>
+      <w:pPr>
+        <w:ind w:left="3360" w:hanging="420"/>
+      </w:pPr>
+    </w:lvl>
+    <w:lvl w:ilvl="8" w:tplc="0409001B" w:tentative="1">
+      <w:start w:val="1"/>
+      <w:numFmt w:val="lowerRoman"/>
+      <w:lvlText w:val="%9."/>
+      <w:lvlJc w:val="right"/>
+      <w:pPr>
+        <w:ind w:left="3780" w:hanging="420"/>
+      </w:pPr>
+    </w:lvl>
+  </w:abstractNum>
+  <w:abstractNum w:abstractNumId="1">
     <w:nsid w:val="04A43C8D"/>
     <w:multiLevelType w:val="hybridMultilevel"/>
     <w:tmpl w:val="2828D2D8"/>
@@ -3545,7 +5091,7 @@
       </w:pPr>
     </w:lvl>
   </w:abstractNum>
-  <w:abstractNum w:abstractNumId="1">
+  <w:abstractNum w:abstractNumId="2">
     <w:nsid w:val="0B5E45AE"/>
     <w:multiLevelType w:val="hybridMultilevel"/>
     <w:tmpl w:val="A9862E26"/>
@@ -3631,7 +5177,96 @@
       </w:pPr>
     </w:lvl>
   </w:abstractNum>
-  <w:abstractNum w:abstractNumId="2">
+  <w:abstractNum w:abstractNumId="3">
+    <w:nsid w:val="240226FD"/>
+    <w:multiLevelType w:val="hybridMultilevel"/>
+    <w:tmpl w:val="8AAC6EFA"/>
+    <w:lvl w:ilvl="0" w:tplc="F8B0056E">
+      <w:start w:val="1"/>
+      <w:numFmt w:val="decimal"/>
+      <w:lvlText w:val="2.%1"/>
+      <w:lvlJc w:val="left"/>
+      <w:pPr>
+        <w:ind w:left="420" w:hanging="420"/>
+      </w:pPr>
+      <w:rPr>
+        <w:rFonts w:hint="eastAsia"/>
+      </w:rPr>
+    </w:lvl>
+    <w:lvl w:ilvl="1" w:tplc="04090019" w:tentative="1">
+      <w:start w:val="1"/>
+      <w:numFmt w:val="lowerLetter"/>
+      <w:lvlText w:val="%2)"/>
+      <w:lvlJc w:val="left"/>
+      <w:pPr>
+        <w:ind w:left="840" w:hanging="420"/>
+      </w:pPr>
+    </w:lvl>
+    <w:lvl w:ilvl="2" w:tplc="0409001B" w:tentative="1">
+      <w:start w:val="1"/>
+      <w:numFmt w:val="lowerRoman"/>
+      <w:lvlText w:val="%3."/>
+      <w:lvlJc w:val="right"/>
+      <w:pPr>
+        <w:ind w:left="1260" w:hanging="420"/>
+      </w:pPr>
+    </w:lvl>
+    <w:lvl w:ilvl="3" w:tplc="0409000F" w:tentative="1">
+      <w:start w:val="1"/>
+      <w:numFmt w:val="decimal"/>
+      <w:lvlText w:val="%4."/>
+      <w:lvlJc w:val="left"/>
+      <w:pPr>
+        <w:ind w:left="1680" w:hanging="420"/>
+      </w:pPr>
+    </w:lvl>
+    <w:lvl w:ilvl="4" w:tplc="04090019" w:tentative="1">
+      <w:start w:val="1"/>
+      <w:numFmt w:val="lowerLetter"/>
+      <w:lvlText w:val="%5)"/>
+      <w:lvlJc w:val="left"/>
+      <w:pPr>
+        <w:ind w:left="2100" w:hanging="420"/>
+      </w:pPr>
+    </w:lvl>
+    <w:lvl w:ilvl="5" w:tplc="0409001B" w:tentative="1">
+      <w:start w:val="1"/>
+      <w:numFmt w:val="lowerRoman"/>
+      <w:lvlText w:val="%6."/>
+      <w:lvlJc w:val="right"/>
+      <w:pPr>
+        <w:ind w:left="2520" w:hanging="420"/>
+      </w:pPr>
+    </w:lvl>
+    <w:lvl w:ilvl="6" w:tplc="0409000F" w:tentative="1">
+      <w:start w:val="1"/>
+      <w:numFmt w:val="decimal"/>
+      <w:lvlText w:val="%7."/>
+      <w:lvlJc w:val="left"/>
+      <w:pPr>
+        <w:ind w:left="2940" w:hanging="420"/>
+      </w:pPr>
+    </w:lvl>
+    <w:lvl w:ilvl="7" w:tplc="04090019" w:tentative="1">
+      <w:start w:val="1"/>
+      <w:numFmt w:val="lowerLetter"/>
+      <w:lvlText w:val="%8)"/>
+      <w:lvlJc w:val="left"/>
+      <w:pPr>
+        <w:ind w:left="3360" w:hanging="420"/>
+      </w:pPr>
+    </w:lvl>
+    <w:lvl w:ilvl="8" w:tplc="0409001B" w:tentative="1">
+      <w:start w:val="1"/>
+      <w:numFmt w:val="lowerRoman"/>
+      <w:lvlText w:val="%9."/>
+      <w:lvlJc w:val="right"/>
+      <w:pPr>
+        <w:ind w:left="3780" w:hanging="420"/>
+      </w:pPr>
+    </w:lvl>
+  </w:abstractNum>
+  <w:abstractNum w:abstractNumId="4">
     <w:nsid w:val="30530E16"/>
     <w:multiLevelType w:val="hybridMultilevel"/>
     <w:tmpl w:val="3D4E5D40"/>
@@ -3717,7 +5352,7 @@
       </w:pPr>
     </w:lvl>
   </w:abstractNum>
-  <w:abstractNum w:abstractNumId="3">
+  <w:abstractNum w:abstractNumId="5">
     <w:nsid w:val="3A7319B4"/>
     <w:multiLevelType w:val="hybridMultilevel"/>
     <w:tmpl w:val="A112CB54"/>
@@ -3803,7 +5438,7 @@
       </w:pPr>
     </w:lvl>
   </w:abstractNum>
-  <w:abstractNum w:abstractNumId="4">
+  <w:abstractNum w:abstractNumId="6">
     <w:nsid w:val="42806585"/>
     <w:multiLevelType w:val="hybridMultilevel"/>
     <w:tmpl w:val="DCC639FE"/>
@@ -3893,7 +5528,7 @@
       </w:pPr>
     </w:lvl>
   </w:abstractNum>
-  <w:abstractNum w:abstractNumId="5">
+  <w:abstractNum w:abstractNumId="7">
     <w:nsid w:val="54E34A8C"/>
     <w:multiLevelType w:val="hybridMultilevel"/>
     <w:tmpl w:val="3AFA041E"/>
@@ -3979,7 +5614,7 @@
       </w:pPr>
     </w:lvl>
   </w:abstractNum>
-  <w:abstractNum w:abstractNumId="6">
+  <w:abstractNum w:abstractNumId="8">
     <w:nsid w:val="56A37521"/>
     <w:multiLevelType w:val="hybridMultilevel"/>
     <w:tmpl w:val="A8F8D5B6"/>
@@ -4065,7 +5700,7 @@
       </w:pPr>
     </w:lvl>
   </w:abstractNum>
-  <w:abstractNum w:abstractNumId="7">
+  <w:abstractNum w:abstractNumId="9">
     <w:nsid w:val="57522AFE"/>
     <w:multiLevelType w:val="hybridMultilevel"/>
     <w:tmpl w:val="2A9AA602"/>
@@ -4154,7 +5789,7 @@
       </w:pPr>
     </w:lvl>
   </w:abstractNum>
-  <w:abstractNum w:abstractNumId="8">
+  <w:abstractNum w:abstractNumId="10">
     <w:nsid w:val="58CD6BED"/>
     <w:multiLevelType w:val="hybridMultilevel"/>
     <w:tmpl w:val="AFB2B200"/>
@@ -4243,7 +5878,7 @@
       </w:pPr>
     </w:lvl>
   </w:abstractNum>
-  <w:abstractNum w:abstractNumId="9">
+  <w:abstractNum w:abstractNumId="11">
     <w:nsid w:val="5C433F97"/>
     <w:multiLevelType w:val="hybridMultilevel"/>
     <w:tmpl w:val="6BFC23A4"/>
@@ -4329,7 +5964,7 @@
       </w:pPr>
     </w:lvl>
   </w:abstractNum>
-  <w:abstractNum w:abstractNumId="10">
+  <w:abstractNum w:abstractNumId="12">
     <w:nsid w:val="5D154121"/>
     <w:multiLevelType w:val="hybridMultilevel"/>
     <w:tmpl w:val="688073F4"/>
@@ -4418,7 +6053,185 @@
       </w:pPr>
     </w:lvl>
   </w:abstractNum>
-  <w:abstractNum w:abstractNumId="11">
+  <w:abstractNum w:abstractNumId="13">
+    <w:nsid w:val="62256087"/>
+    <w:multiLevelType w:val="hybridMultilevel"/>
+    <w:tmpl w:val="E4AAE4E6"/>
+    <w:lvl w:ilvl="0" w:tplc="F8B0056E">
+      <w:start w:val="1"/>
+      <w:numFmt w:val="decimal"/>
+      <w:lvlText w:val="2.%1"/>
+      <w:lvlJc w:val="left"/>
+      <w:pPr>
+        <w:ind w:left="420" w:hanging="420"/>
+      </w:pPr>
+      <w:rPr>
+        <w:rFonts w:hint="eastAsia"/>
+      </w:rPr>
+    </w:lvl>
+    <w:lvl w:ilvl="1" w:tplc="04090019" w:tentative="1">
+      <w:start w:val="1"/>
+      <w:numFmt w:val="lowerLetter"/>
+      <w:lvlText w:val="%2)"/>
+      <w:lvlJc w:val="left"/>
+      <w:pPr>
+        <w:ind w:left="840" w:hanging="420"/>
+      </w:pPr>
+    </w:lvl>
+    <w:lvl w:ilvl="2" w:tplc="0409001B" w:tentative="1">
+      <w:start w:val="1"/>
+      <w:numFmt w:val="lowerRoman"/>
+      <w:lvlText w:val="%3."/>
+      <w:lvlJc w:val="right"/>
+      <w:pPr>
+        <w:ind w:left="1260" w:hanging="420"/>
+      </w:pPr>
+    </w:lvl>
+    <w:lvl w:ilvl="3" w:tplc="0409000F" w:tentative="1">
+      <w:start w:val="1"/>
+      <w:numFmt w:val="decimal"/>
+      <w:lvlText w:val="%4."/>
+      <w:lvlJc w:val="left"/>
+      <w:pPr>
+        <w:ind w:left="1680" w:hanging="420"/>
+      </w:pPr>
+    </w:lvl>
+    <w:lvl w:ilvl="4" w:tplc="04090019" w:tentative="1">
+      <w:start w:val="1"/>
+      <w:numFmt w:val="lowerLetter"/>
+      <w:lvlText w:val="%5)"/>
+      <w:lvlJc w:val="left"/>
+      <w:pPr>
+        <w:ind w:left="2100" w:hanging="420"/>
+      </w:pPr>
+    </w:lvl>
+    <w:lvl w:ilvl="5" w:tplc="0409001B" w:tentative="1">
+      <w:start w:val="1"/>
+      <w:numFmt w:val="lowerRoman"/>
+      <w:lvlText w:val="%6."/>
+      <w:lvlJc w:val="right"/>
+      <w:pPr>
+        <w:ind w:left="2520" w:hanging="420"/>
+      </w:pPr>
+    </w:lvl>
+    <w:lvl w:ilvl="6" w:tplc="0409000F" w:tentative="1">
+      <w:start w:val="1"/>
+      <w:numFmt w:val="decimal"/>
+      <w:lvlText w:val="%7."/>
+      <w:lvlJc w:val="left"/>
+      <w:pPr>
+        <w:ind w:left="2940" w:hanging="420"/>
+      </w:pPr>
+    </w:lvl>
+    <w:lvl w:ilvl="7" w:tplc="04090019" w:tentative="1">
+      <w:start w:val="1"/>
+      <w:numFmt w:val="lowerLetter"/>
+      <w:lvlText w:val="%8)"/>
+      <w:lvlJc w:val="left"/>
+      <w:pPr>
+        <w:ind w:left="3360" w:hanging="420"/>
+      </w:pPr>
+    </w:lvl>
+    <w:lvl w:ilvl="8" w:tplc="0409001B" w:tentative="1">
+      <w:start w:val="1"/>
+      <w:numFmt w:val="lowerRoman"/>
+      <w:lvlText w:val="%9."/>
+      <w:lvlJc w:val="right"/>
+      <w:pPr>
+        <w:ind w:left="3780" w:hanging="420"/>
+      </w:pPr>
+    </w:lvl>
+  </w:abstractNum>
+  <w:abstractNum w:abstractNumId="14">
+    <w:nsid w:val="67277D8F"/>
+    <w:multiLevelType w:val="hybridMultilevel"/>
+    <w:tmpl w:val="0FC8EECA"/>
+    <w:lvl w:ilvl="0" w:tplc="4F305E4C">
+      <w:start w:val="1"/>
+      <w:numFmt w:val="decimal"/>
+      <w:lvlText w:val="%1."/>
+      <w:lvlJc w:val="left"/>
+      <w:pPr>
+        <w:ind w:left="360" w:hanging="360"/>
+      </w:pPr>
+      <w:rPr>
+        <w:rFonts w:hint="default"/>
+      </w:rPr>
+    </w:lvl>
+    <w:lvl w:ilvl="1" w:tplc="04090019" w:tentative="1">
+      <w:start w:val="1"/>
+      <w:numFmt w:val="lowerLetter"/>
+      <w:lvlText w:val="%2)"/>
+      <w:lvlJc w:val="left"/>
+      <w:pPr>
+        <w:ind w:left="840" w:hanging="420"/>
+      </w:pPr>
+    </w:lvl>
+    <w:lvl w:ilvl="2" w:tplc="0409001B" w:tentative="1">
+      <w:start w:val="1"/>
+      <w:numFmt w:val="lowerRoman"/>
+      <w:lvlText w:val="%3."/>
+      <w:lvlJc w:val="right"/>
+      <w:pPr>
+        <w:ind w:left="1260" w:hanging="420"/>
+      </w:pPr>
+    </w:lvl>
+    <w:lvl w:ilvl="3" w:tplc="0409000F" w:tentative="1">
+      <w:start w:val="1"/>
+      <w:numFmt w:val="decimal"/>
+      <w:lvlText w:val="%4."/>
+      <w:lvlJc w:val="left"/>
+      <w:pPr>
+        <w:ind w:left="1680" w:hanging="420"/>
+      </w:pPr>
+    </w:lvl>
+    <w:lvl w:ilvl="4" w:tplc="04090019" w:tentative="1">
+      <w:start w:val="1"/>
+      <w:numFmt w:val="lowerLetter"/>
+      <w:lvlText w:val="%5)"/>
+      <w:lvlJc w:val="left"/>
+      <w:pPr>
+        <w:ind w:left="2100" w:hanging="420"/>
+      </w:pPr>
+    </w:lvl>
+    <w:lvl w:ilvl="5" w:tplc="0409001B" w:tentative="1">
+      <w:start w:val="1"/>
+      <w:numFmt w:val="lowerRoman"/>
+      <w:lvlText w:val="%6."/>
+      <w:lvlJc w:val="right"/>
+      <w:pPr>
+        <w:ind w:left="2520" w:hanging="420"/>
+      </w:pPr>
+    </w:lvl>
+    <w:lvl w:ilvl="6" w:tplc="0409000F" w:tentative="1">
+      <w:start w:val="1"/>
+      <w:numFmt w:val="decimal"/>
+      <w:lvlText w:val="%7."/>
+      <w:lvlJc w:val="left"/>
+      <w:pPr>
+        <w:ind w:left="2940" w:hanging="420"/>
+      </w:pPr>
+    </w:lvl>
+    <w:lvl w:ilvl="7" w:tplc="04090019" w:tentative="1">
+      <w:start w:val="1"/>
+      <w:numFmt w:val="lowerLetter"/>
+      <w:lvlText w:val="%8)"/>
+      <w:lvlJc w:val="left"/>
+      <w:pPr>
+        <w:ind w:left="3360" w:hanging="420"/>
+      </w:pPr>
+    </w:lvl>
+    <w:lvl w:ilvl="8" w:tplc="0409001B" w:tentative="1">
+      <w:start w:val="1"/>
+      <w:numFmt w:val="lowerRoman"/>
+      <w:lvlText w:val="%9."/>
+      <w:lvlJc w:val="right"/>
+      <w:pPr>
+        <w:ind w:left="3780" w:hanging="420"/>
+      </w:pPr>
+    </w:lvl>
+  </w:abstractNum>
+  <w:abstractNum w:abstractNumId="15">
     <w:nsid w:val="6DA51ED9"/>
     <w:multiLevelType w:val="hybridMultilevel"/>
     <w:tmpl w:val="36805F80"/>
@@ -4507,7 +6320,7 @@
       </w:pPr>
     </w:lvl>
   </w:abstractNum>
-  <w:abstractNum w:abstractNumId="12">
+  <w:abstractNum w:abstractNumId="16">
     <w:nsid w:val="6F794760"/>
     <w:multiLevelType w:val="hybridMultilevel"/>
     <w:tmpl w:val="A91AEC38"/>
@@ -4597,43 +6410,55 @@
     </w:lvl>
   </w:abstractNum>
   <w:num w:numId="1">
+    <w:abstractNumId w:val="7"/>
+  </w:num>
+  <w:num w:numId="2">
+    <w:abstractNumId w:val="6"/>
+  </w:num>
+  <w:num w:numId="3">
+    <w:abstractNumId w:val="2"/>
+  </w:num>
+  <w:num w:numId="4">
+    <w:abstractNumId w:val="11"/>
+  </w:num>
+  <w:num w:numId="5">
+    <w:abstractNumId w:val="16"/>
+  </w:num>
+  <w:num w:numId="6">
+    <w:abstractNumId w:val="9"/>
+  </w:num>
+  <w:num w:numId="7">
+    <w:abstractNumId w:val="8"/>
+  </w:num>
+  <w:num w:numId="8">
+    <w:abstractNumId w:val="12"/>
+  </w:num>
+  <w:num w:numId="9">
     <w:abstractNumId w:val="5"/>
   </w:num>
-  <w:num w:numId="2">
+  <w:num w:numId="10">
     <w:abstractNumId w:val="4"/>
   </w:num>
-  <w:num w:numId="3">
+  <w:num w:numId="11">
+    <w:abstractNumId w:val="15"/>
+  </w:num>
+  <w:num w:numId="12">
     <w:abstractNumId w:val="1"/>
   </w:num>
-  <w:num w:numId="4">
-    <w:abstractNumId w:val="9"/>
-  </w:num>
-  <w:num w:numId="5">
-    <w:abstractNumId w:val="12"/>
-  </w:num>
-  <w:num w:numId="6">
-    <w:abstractNumId w:val="7"/>
-  </w:num>
-  <w:num w:numId="7">
-    <w:abstractNumId w:val="6"/>
-  </w:num>
-  <w:num w:numId="8">
+  <w:num w:numId="13">
     <w:abstractNumId w:val="10"/>
   </w:num>
-  <w:num w:numId="9">
+  <w:num w:numId="14">
+    <w:abstractNumId w:val="14"/>
+  </w:num>
+  <w:num w:numId="15">
+    <w:abstractNumId w:val="0"/>
+  </w:num>
+  <w:num w:numId="16">
     <w:abstractNumId w:val="3"/>
   </w:num>
-  <w:num w:numId="10">
-    <w:abstractNumId w:val="2"/>
-  </w:num>
-  <w:num w:numId="11">
-    <w:abstractNumId w:val="11"/>
-  </w:num>
-  <w:num w:numId="12">
-    <w:abstractNumId w:val="0"/>
-  </w:num>
-  <w:num w:numId="13">
-    <w:abstractNumId w:val="8"/>
+  <w:num w:numId="17">
+    <w:abstractNumId w:val="13"/>
   </w:num>
 </w:numbering>
 </file>
@@ -4839,6 +6664,28 @@
     </w:pPr>
     <w:rPr>
       <w:rFonts w:asciiTheme="majorHAnsi" w:eastAsiaTheme="majorEastAsia" w:hAnsiTheme="majorHAnsi" w:cstheme="majorBidi"/>
+      <w:b/>
+      <w:bCs/>
+      <w:sz w:val="32"/>
+      <w:szCs w:val="32"/>
+    </w:rPr>
+  </w:style>
+  <w:style w:type="paragraph" w:styleId="Heading3">
+    <w:name w:val="heading 3"/>
+    <w:basedOn w:val="Normal"/>
+    <w:next w:val="Normal"/>
+    <w:link w:val="Heading3Char"/>
+    <w:uiPriority w:val="9"/>
+    <w:unhideWhenUsed/>
+    <w:qFormat/>
+    <w:rsid w:val="00683B15"/>
+    <w:pPr>
+      <w:keepNext/>
+      <w:keepLines/>
+      <w:spacing w:before="260" w:after="260" w:line="416" w:lineRule="auto"/>
+      <w:outlineLvl w:val="2"/>
+    </w:pPr>
+    <w:rPr>
       <w:b/>
       <w:bCs/>
       <w:sz w:val="32"/>
@@ -5073,6 +6920,19 @@
     <w:rsid w:val="001550D0"/>
     <w:rPr>
       <w:rFonts w:asciiTheme="majorHAnsi" w:eastAsiaTheme="majorEastAsia" w:hAnsiTheme="majorHAnsi" w:cstheme="majorBidi"/>
+      <w:b/>
+      <w:bCs/>
+      <w:sz w:val="32"/>
+      <w:szCs w:val="32"/>
+    </w:rPr>
+  </w:style>
+  <w:style w:type="character" w:customStyle="1" w:styleId="Heading3Char">
+    <w:name w:val="Heading 3 Char"/>
+    <w:basedOn w:val="DefaultParagraphFont"/>
+    <w:link w:val="Heading3"/>
+    <w:uiPriority w:val="9"/>
+    <w:rsid w:val="00683B15"/>
+    <w:rPr>
       <w:b/>
       <w:bCs/>
       <w:sz w:val="32"/>
@@ -5370,7 +7230,7 @@
 </file>
 
 <file path=customXml/itemProps1.xml><?xml version="1.0" encoding="utf-8"?>
-<ds:datastoreItem xmlns:ds="http://schemas.openxmlformats.org/officeDocument/2006/customXml" ds:itemID="{448A725E-3640-4BCA-A7DF-D24D7C879607}">
+<ds:datastoreItem xmlns:ds="http://schemas.openxmlformats.org/officeDocument/2006/customXml" ds:itemID="{9D939269-FDED-466E-8592-3B33B35B9850}">
   <ds:schemaRefs>
     <ds:schemaRef ds:uri="http://schemas.openxmlformats.org/officeDocument/2006/bibliography"/>
   </ds:schemaRefs>

--- a/internal_doc/03.开发设计/Story-支持cs、cl改名 .docx
+++ b/internal_doc/03.开发设计/Story-支持cs、cl改名 .docx
@@ -357,7 +357,7 @@
           <v:shape id="_x0000_i1025" type="#_x0000_t75" style="width:419.75pt;height:555.6pt" o:ole="">
             <v:imagedata r:id="rId7" o:title=""/>
           </v:shape>
-          <o:OLEObject Type="Embed" ProgID="Visio.Drawing.11" ShapeID="_x0000_i1025" DrawAspect="Content" ObjectID="_1579873144" r:id="rId8"/>
+          <o:OLEObject Type="Embed" ProgID="Visio.Drawing.11" ShapeID="_x0000_i1025" DrawAspect="Content" ObjectID="_1579873433" r:id="rId8"/>
         </w:object>
       </w:r>
     </w:p>
@@ -417,7 +417,7 @@
           <v:shape id="_x0000_i1026" type="#_x0000_t75" style="width:419.75pt;height:500.6pt" o:ole="">
             <v:imagedata r:id="rId9" o:title=""/>
           </v:shape>
-          <o:OLEObject Type="Embed" ProgID="Visio.Drawing.11" ShapeID="_x0000_i1026" DrawAspect="Content" ObjectID="_1579873145" r:id="rId10"/>
+          <o:OLEObject Type="Embed" ProgID="Visio.Drawing.11" ShapeID="_x0000_i1026" DrawAspect="Content" ObjectID="_1579873434" r:id="rId10"/>
         </w:object>
       </w:r>
     </w:p>
@@ -1271,96 +1271,6 @@
           <w:rFonts w:hint="eastAsia"/>
         </w:rPr>
         <w:t>的名字。</w:t>
-      </w:r>
-    </w:p>
-    <w:p>
-      <w:pPr>
-        <w:rPr>
-          <w:rFonts w:hint="eastAsia"/>
-        </w:rPr>
-      </w:pPr>
-    </w:p>
-    <w:p>
-      <w:pPr>
-        <w:rPr>
-          <w:rFonts w:hint="eastAsia"/>
-          <w:b/>
-        </w:rPr>
-      </w:pPr>
-      <w:r>
-        <w:rPr>
-          <w:rFonts w:hint="eastAsia"/>
-          <w:b/>
-        </w:rPr>
-        <w:t xml:space="preserve">data </w:t>
-      </w:r>
-      <w:r>
-        <w:rPr>
-          <w:rFonts w:hint="eastAsia"/>
-          <w:b/>
-        </w:rPr>
-        <w:t>节点上锁</w:t>
-      </w:r>
-    </w:p>
-    <w:p>
-      <w:pPr>
-        <w:rPr>
-          <w:rFonts w:hint="eastAsia"/>
-        </w:rPr>
-      </w:pPr>
-      <w:r>
-        <w:rPr>
-          <w:rFonts w:hint="eastAsia"/>
-        </w:rPr>
-        <w:t>对</w:t>
-      </w:r>
-      <w:r>
-        <w:rPr>
-          <w:rFonts w:hint="eastAsia"/>
-        </w:rPr>
-        <w:t>cs</w:t>
-      </w:r>
-      <w:r>
-        <w:rPr>
-          <w:rFonts w:hint="eastAsia"/>
-        </w:rPr>
-        <w:t>的操作，都开在</w:t>
-      </w:r>
-      <w:r>
-        <w:rPr>
-          <w:rFonts w:hint="eastAsia"/>
-        </w:rPr>
-        <w:t>catalog</w:t>
-      </w:r>
-      <w:r>
-        <w:rPr>
-          <w:rFonts w:hint="eastAsia"/>
-        </w:rPr>
-        <w:t>分布式锁上，所以</w:t>
-      </w:r>
-      <w:r>
-        <w:rPr>
-          <w:rFonts w:hint="eastAsia"/>
-        </w:rPr>
-        <w:t>data</w:t>
-      </w:r>
-      <w:r>
-        <w:rPr>
-          <w:rFonts w:hint="eastAsia"/>
-        </w:rPr>
-        <w:t>没有必要再上</w:t>
-      </w:r>
-      <w:r>
-        <w:rPr>
-          <w:rFonts w:hint="eastAsia"/>
-        </w:rPr>
-        <w:t>cs</w:t>
-      </w:r>
-      <w:r>
-        <w:rPr>
-          <w:rFonts w:hint="eastAsia"/>
-        </w:rPr>
-        <w:t>锁，</w:t>
       </w:r>
     </w:p>
     <w:p>
@@ -3163,6 +3073,7 @@
         <w:rPr>
           <w:rFonts w:hint="eastAsia"/>
         </w:rPr>
+        <w:lastRenderedPageBreak/>
         <w:t>验收测试用例</w:t>
       </w:r>
     </w:p>
@@ -7230,7 +7141,7 @@
 </file>
 
 <file path=customXml/itemProps1.xml><?xml version="1.0" encoding="utf-8"?>
-<ds:datastoreItem xmlns:ds="http://schemas.openxmlformats.org/officeDocument/2006/customXml" ds:itemID="{9D939269-FDED-466E-8592-3B33B35B9850}">
+<ds:datastoreItem xmlns:ds="http://schemas.openxmlformats.org/officeDocument/2006/customXml" ds:itemID="{14EB667B-D383-40A2-BACE-0768863E3F46}">
   <ds:schemaRefs>
     <ds:schemaRef ds:uri="http://schemas.openxmlformats.org/officeDocument/2006/bibliography"/>
   </ds:schemaRefs>
